--- a/reports/Metin_Batin_Dincer_221307021_Kitap_Satis_Sitesi_Proje_Raporu.docx
+++ b/reports/Metin_Batin_Dincer_221307021_Kitap_Satis_Sitesi_Proje_Raporu.docx
@@ -30,241 +30,111 @@
         <w:t>Web Programlama Dersi Proje Raporu</w:t>
       </w:r>
     </w:p>
-    <w:tbl>
-      <w:tblPr>
-        <w:tblW w:type="auto" w:w="0"/>
+    <w:p>
+      <w:pPr>
+        <w:spacing w:after="20"/>
         <w:jc w:val="center"/>
-        <w:tblLayout w:type="fixed"/>
-        <w:tblLook w:firstColumn="1" w:firstRow="1" w:lastColumn="0" w:lastRow="0" w:noHBand="0" w:noVBand="1" w:val="04A0"/>
-        <w:tblBorders>
-          <w:top w:val="single" w:sz="4" w:space="0" w:color="B7B7B7"/>
-          <w:left w:val="single" w:sz="4" w:space="0" w:color="B7B7B7"/>
-          <w:bottom w:val="single" w:sz="4" w:space="0" w:color="B7B7B7"/>
-          <w:right w:val="single" w:sz="4" w:space="0" w:color="B7B7B7"/>
-          <w:insideH w:val="single" w:sz="4" w:space="0" w:color="B7B7B7"/>
-          <w:insideV w:val="single" w:sz="4" w:space="0" w:color="B7B7B7"/>
-        </w:tblBorders>
-      </w:tblPr>
-      <w:tblGrid>
-        <w:gridCol w:w="4933"/>
-        <w:gridCol w:w="4933"/>
-      </w:tblGrid>
-      <w:tr>
-        <w:tc>
-          <w:tcPr>
-            <w:tcW w:type="dxa" w:w="2267"/>
-            <w:shd w:fill="EFEFEF"/>
-            <w:vAlign w:val="center"/>
-          </w:tcPr>
-          <w:p>
-            <w:pPr>
-              <w:spacing w:after="0"/>
-              <w:jc w:val="left"/>
-            </w:pPr>
-            <w:r>
-              <w:rPr>
-                <w:rFonts w:ascii="Times New Roman" w:hAnsi="Times New Roman" w:cs="Times New Roman"/>
-                <w:b/>
-                <w:sz w:val="18"/>
-              </w:rPr>
-              <w:t>Ad Soyad</w:t>
-            </w:r>
-          </w:p>
-        </w:tc>
-        <w:tc>
-          <w:tcPr>
-            <w:tcW w:type="dxa" w:w="6122"/>
-            <w:vAlign w:val="center"/>
-          </w:tcPr>
-          <w:p>
-            <w:pPr>
-              <w:spacing w:after="0"/>
-              <w:jc w:val="left"/>
-            </w:pPr>
-            <w:r>
-              <w:rPr>
-                <w:rFonts w:ascii="Times New Roman" w:hAnsi="Times New Roman" w:cs="Times New Roman"/>
-                <w:b w:val="0"/>
-                <w:sz w:val="18"/>
-              </w:rPr>
-              <w:t>Metin Batın Dincer</w:t>
-            </w:r>
-          </w:p>
-        </w:tc>
-      </w:tr>
-      <w:tr>
-        <w:tc>
-          <w:tcPr>
-            <w:tcW w:type="dxa" w:w="2267"/>
-            <w:shd w:fill="EFEFEF"/>
-            <w:vAlign w:val="center"/>
-          </w:tcPr>
-          <w:p>
-            <w:pPr>
-              <w:spacing w:after="0"/>
-              <w:jc w:val="left"/>
-            </w:pPr>
-            <w:r>
-              <w:rPr>
-                <w:rFonts w:ascii="Times New Roman" w:hAnsi="Times New Roman" w:cs="Times New Roman"/>
-                <w:b/>
-                <w:sz w:val="18"/>
-              </w:rPr>
-              <w:t>Öğrenci No</w:t>
-            </w:r>
-          </w:p>
-        </w:tc>
-        <w:tc>
-          <w:tcPr>
-            <w:tcW w:type="dxa" w:w="6122"/>
-            <w:vAlign w:val="center"/>
-          </w:tcPr>
-          <w:p>
-            <w:pPr>
-              <w:spacing w:after="0"/>
-              <w:jc w:val="left"/>
-            </w:pPr>
-            <w:r>
-              <w:rPr>
-                <w:rFonts w:ascii="Times New Roman" w:hAnsi="Times New Roman" w:cs="Times New Roman"/>
-                <w:b w:val="0"/>
-                <w:sz w:val="18"/>
-              </w:rPr>
-              <w:t>221307021</w:t>
-            </w:r>
-          </w:p>
-        </w:tc>
-      </w:tr>
-      <w:tr>
-        <w:tc>
-          <w:tcPr>
-            <w:tcW w:type="dxa" w:w="2267"/>
-            <w:shd w:fill="EFEFEF"/>
-            <w:vAlign w:val="center"/>
-          </w:tcPr>
-          <w:p>
-            <w:pPr>
-              <w:spacing w:after="0"/>
-              <w:jc w:val="left"/>
-            </w:pPr>
-            <w:r>
-              <w:rPr>
-                <w:rFonts w:ascii="Times New Roman" w:hAnsi="Times New Roman" w:cs="Times New Roman"/>
-                <w:b/>
-                <w:sz w:val="18"/>
-              </w:rPr>
-              <w:t>Ders</w:t>
-            </w:r>
-          </w:p>
-        </w:tc>
-        <w:tc>
-          <w:tcPr>
-            <w:tcW w:type="dxa" w:w="6122"/>
-            <w:vAlign w:val="center"/>
-          </w:tcPr>
-          <w:p>
-            <w:pPr>
-              <w:spacing w:after="0"/>
-              <w:jc w:val="left"/>
-            </w:pPr>
-            <w:r>
-              <w:rPr>
-                <w:rFonts w:ascii="Times New Roman" w:hAnsi="Times New Roman" w:cs="Times New Roman"/>
-                <w:b w:val="0"/>
-                <w:sz w:val="18"/>
-              </w:rPr>
-              <w:t>Web Programlama</w:t>
-            </w:r>
-          </w:p>
-        </w:tc>
-      </w:tr>
-      <w:tr>
-        <w:tc>
-          <w:tcPr>
-            <w:tcW w:type="dxa" w:w="2267"/>
-            <w:shd w:fill="EFEFEF"/>
-            <w:vAlign w:val="center"/>
-          </w:tcPr>
-          <w:p>
-            <w:pPr>
-              <w:spacing w:after="0"/>
-              <w:jc w:val="left"/>
-            </w:pPr>
-            <w:r>
-              <w:rPr>
-                <w:rFonts w:ascii="Times New Roman" w:hAnsi="Times New Roman" w:cs="Times New Roman"/>
-                <w:b/>
-                <w:sz w:val="18"/>
-              </w:rPr>
-              <w:t>Bölüm</w:t>
-            </w:r>
-          </w:p>
-        </w:tc>
-        <w:tc>
-          <w:tcPr>
-            <w:tcW w:type="dxa" w:w="6122"/>
-            <w:vAlign w:val="center"/>
-          </w:tcPr>
-          <w:p>
-            <w:pPr>
-              <w:spacing w:after="0"/>
-              <w:jc w:val="left"/>
-            </w:pPr>
-            <w:r>
-              <w:rPr>
-                <w:rFonts w:ascii="Times New Roman" w:hAnsi="Times New Roman" w:cs="Times New Roman"/>
-                <w:b w:val="0"/>
-                <w:sz w:val="18"/>
-              </w:rPr>
-              <w:t>Bilişim Sistemleri Mühendisliği</w:t>
-            </w:r>
-          </w:p>
-        </w:tc>
-      </w:tr>
-      <w:tr>
-        <w:tc>
-          <w:tcPr>
-            <w:tcW w:type="dxa" w:w="2267"/>
-            <w:shd w:fill="EFEFEF"/>
-            <w:vAlign w:val="center"/>
-          </w:tcPr>
-          <w:p>
-            <w:pPr>
-              <w:spacing w:after="0"/>
-              <w:jc w:val="left"/>
-            </w:pPr>
-            <w:r>
-              <w:rPr>
-                <w:rFonts w:ascii="Times New Roman" w:hAnsi="Times New Roman" w:cs="Times New Roman"/>
-                <w:b/>
-                <w:sz w:val="18"/>
-              </w:rPr>
-              <w:t>GitHub</w:t>
-            </w:r>
-          </w:p>
-        </w:tc>
-        <w:tc>
-          <w:tcPr>
-            <w:tcW w:type="dxa" w:w="6122"/>
-            <w:vAlign w:val="center"/>
-          </w:tcPr>
-          <w:p>
-            <w:pPr>
-              <w:spacing w:after="0"/>
-              <w:jc w:val="left"/>
-            </w:pPr>
-            <w:r>
-              <w:rPr>
-                <w:rFonts w:ascii="Times New Roman" w:hAnsi="Times New Roman" w:cs="Times New Roman"/>
-                <w:b w:val="0"/>
-                <w:sz w:val="18"/>
-              </w:rPr>
-              <w:t>https://github.com/MetinBatinDincer/php_book_sales_web</w:t>
-            </w:r>
-          </w:p>
-        </w:tc>
-      </w:tr>
-    </w:tbl>
+      </w:pPr>
+      <w:r>
+        <w:rPr>
+          <w:rFonts w:ascii="Times New Roman" w:hAnsi="Times New Roman" w:cs="Times New Roman"/>
+          <w:b/>
+          <w:sz w:val="19"/>
+        </w:rPr>
+        <w:t xml:space="preserve">Ad Soyad: </w:t>
+      </w:r>
+      <w:r>
+        <w:rPr>
+          <w:rFonts w:ascii="Times New Roman" w:hAnsi="Times New Roman" w:cs="Times New Roman"/>
+          <w:sz w:val="19"/>
+        </w:rPr>
+        <w:t>Metin Batın Dincer</w:t>
+      </w:r>
+    </w:p>
+    <w:p>
+      <w:pPr>
+        <w:spacing w:after="20"/>
+        <w:jc w:val="center"/>
+      </w:pPr>
+      <w:r>
+        <w:rPr>
+          <w:rFonts w:ascii="Times New Roman" w:hAnsi="Times New Roman" w:cs="Times New Roman"/>
+          <w:b/>
+          <w:sz w:val="19"/>
+        </w:rPr>
+        <w:t xml:space="preserve">Öğrenci No: </w:t>
+      </w:r>
+      <w:r>
+        <w:rPr>
+          <w:rFonts w:ascii="Times New Roman" w:hAnsi="Times New Roman" w:cs="Times New Roman"/>
+          <w:sz w:val="19"/>
+        </w:rPr>
+        <w:t>221307021</w:t>
+      </w:r>
+    </w:p>
+    <w:p>
+      <w:pPr>
+        <w:spacing w:after="20"/>
+        <w:jc w:val="center"/>
+      </w:pPr>
+      <w:r>
+        <w:rPr>
+          <w:rFonts w:ascii="Times New Roman" w:hAnsi="Times New Roman" w:cs="Times New Roman"/>
+          <w:b/>
+          <w:sz w:val="19"/>
+        </w:rPr>
+        <w:t xml:space="preserve">Ders: </w:t>
+      </w:r>
+      <w:r>
+        <w:rPr>
+          <w:rFonts w:ascii="Times New Roman" w:hAnsi="Times New Roman" w:cs="Times New Roman"/>
+          <w:sz w:val="19"/>
+        </w:rPr>
+        <w:t>Web Programlama</w:t>
+      </w:r>
+    </w:p>
+    <w:p>
+      <w:pPr>
+        <w:spacing w:after="20"/>
+        <w:jc w:val="center"/>
+      </w:pPr>
+      <w:r>
+        <w:rPr>
+          <w:rFonts w:ascii="Times New Roman" w:hAnsi="Times New Roman" w:cs="Times New Roman"/>
+          <w:b/>
+          <w:sz w:val="19"/>
+        </w:rPr>
+        <w:t xml:space="preserve">Bölüm: </w:t>
+      </w:r>
+      <w:r>
+        <w:rPr>
+          <w:rFonts w:ascii="Times New Roman" w:hAnsi="Times New Roman" w:cs="Times New Roman"/>
+          <w:sz w:val="19"/>
+        </w:rPr>
+        <w:t>Bilişim Sistemleri Mühendisliği</w:t>
+      </w:r>
+    </w:p>
+    <w:p>
+      <w:pPr>
+        <w:spacing w:after="20"/>
+        <w:jc w:val="center"/>
+      </w:pPr>
+      <w:r>
+        <w:rPr>
+          <w:rFonts w:ascii="Times New Roman" w:hAnsi="Times New Roman" w:cs="Times New Roman"/>
+          <w:b/>
+          <w:sz w:val="19"/>
+        </w:rPr>
+        <w:t xml:space="preserve">GitHub: </w:t>
+      </w:r>
+      <w:r>
+        <w:rPr>
+          <w:rFonts w:ascii="Times New Roman" w:hAnsi="Times New Roman" w:cs="Times New Roman"/>
+          <w:sz w:val="19"/>
+        </w:rPr>
+        <w:t>https://github.com/MetinBatinDincer/php_book_sales_web</w:t>
+      </w:r>
+    </w:p>
     <w:p/>
     <w:p>
       <w:pPr>
@@ -285,7 +155,7 @@
           <w:i/>
           <w:sz w:val="18"/>
         </w:rPr>
-        <w:t>Bu çalışmada PHP ve MySQL kullanılarak admin paneline sahip, web tabanlı bir kitap satış sitesi geliştirilmiştir. Sistem; kullanıcı kayıt/giriş işlemleri, ürün listeleme, ürün detayı, sepet, ödeme, sipariş takibi, sipariş iptali, bakiye iadesi ve yönetici tarafında ürün, kullanıcı ve sipariş yönetimi işlevlerini kapsamaktadır.</w:t>
+        <w:t>Bu çalışmada PHP ve MySQL kullanılarak admin paneline sahip, web tabanlı bir kitap satış sitesi geliştirilmiştir. Sistem; kullanıcı kayıt/giriş işlemleri, ürün listeleme, ürün detayı, sepet, ödeme, sipariş takibi, sipariş iptali, bakiye iadesi ve yönetici tarafında ürün, kullanıcı ve sipariş yönetimi işlevlerini kapsamaktadır. Uygulama saf PHP ile MVC mantığına yakın biçimde düzenlenmiş, PDO ile veritabanı işlemleri hazırlanmış ve Bootstrap destekli responsive arayüz ile sunulmuştur.</w:t>
       </w:r>
     </w:p>
     <w:p>
@@ -311,6 +181,444 @@
     </w:p>
     <w:p>
       <w:pPr>
+        <w:spacing w:after="60" w:line="259" w:lineRule="auto"/>
+      </w:pPr>
+      <w:r>
+        <w:rPr>
+          <w:rFonts w:ascii="Times New Roman" w:hAnsi="Times New Roman" w:cs="Times New Roman"/>
+          <w:b/>
+          <w:i w:val="0"/>
+          <w:sz w:val="18"/>
+        </w:rPr>
+        <w:t>Tablo 1. Uygulama modülleri ve dosya karşılıkları</w:t>
+      </w:r>
+    </w:p>
+    <w:tbl>
+      <w:tblPr>
+        <w:tblW w:type="auto" w:w="0"/>
+        <w:jc w:val="center"/>
+        <w:tblLayout w:type="fixed"/>
+        <w:tblLook w:firstColumn="1" w:firstRow="1" w:lastColumn="0" w:lastRow="0" w:noHBand="0" w:noVBand="1" w:val="04A0"/>
+        <w:tblBorders>
+          <w:top w:val="single" w:sz="4" w:space="0" w:color="8C8C8C"/>
+          <w:left w:val="single" w:sz="4" w:space="0" w:color="8C8C8C"/>
+          <w:bottom w:val="single" w:sz="4" w:space="0" w:color="8C8C8C"/>
+          <w:right w:val="single" w:sz="4" w:space="0" w:color="8C8C8C"/>
+          <w:insideH w:val="single" w:sz="4" w:space="0" w:color="8C8C8C"/>
+          <w:insideV w:val="single" w:sz="4" w:space="0" w:color="8C8C8C"/>
+        </w:tblBorders>
+      </w:tblPr>
+      <w:tblGrid>
+        <w:gridCol w:w="3289"/>
+        <w:gridCol w:w="3289"/>
+        <w:gridCol w:w="3289"/>
+      </w:tblGrid>
+      <w:tr>
+        <w:tc>
+          <w:tcPr>
+            <w:tcW w:type="dxa" w:w="1700"/>
+            <w:tcMar>
+              <w:top w:w="70" w:type="dxa"/>
+              <w:start w:w="90" w:type="dxa"/>
+              <w:bottom w:w="70" w:type="dxa"/>
+              <w:end w:w="90" w:type="dxa"/>
+            </w:tcMar>
+            <w:shd w:fill="E7EEF8"/>
+            <w:vAlign w:val="center"/>
+          </w:tcPr>
+          <w:p>
+            <w:pPr>
+              <w:spacing w:after="0" w:line="240" w:lineRule="auto"/>
+              <w:jc w:val="left"/>
+            </w:pPr>
+            <w:r>
+              <w:rPr>
+                <w:rFonts w:ascii="Times New Roman" w:hAnsi="Times New Roman" w:cs="Times New Roman"/>
+                <w:b/>
+                <w:sz w:val="17"/>
+              </w:rPr>
+              <w:t>Modül</w:t>
+            </w:r>
+          </w:p>
+        </w:tc>
+        <w:tc>
+          <w:tcPr>
+            <w:tcW w:type="dxa" w:w="4025"/>
+            <w:tcMar>
+              <w:top w:w="70" w:type="dxa"/>
+              <w:start w:w="90" w:type="dxa"/>
+              <w:bottom w:w="70" w:type="dxa"/>
+              <w:end w:w="90" w:type="dxa"/>
+            </w:tcMar>
+            <w:shd w:fill="E7EEF8"/>
+            <w:vAlign w:val="center"/>
+          </w:tcPr>
+          <w:p>
+            <w:pPr>
+              <w:spacing w:after="0" w:line="240" w:lineRule="auto"/>
+              <w:jc w:val="left"/>
+            </w:pPr>
+            <w:r>
+              <w:rPr>
+                <w:rFonts w:ascii="Times New Roman" w:hAnsi="Times New Roman" w:cs="Times New Roman"/>
+                <w:b/>
+                <w:sz w:val="17"/>
+              </w:rPr>
+              <w:t>Görevi</w:t>
+            </w:r>
+          </w:p>
+        </w:tc>
+        <w:tc>
+          <w:tcPr>
+            <w:tcW w:type="dxa" w:w="2551"/>
+            <w:tcMar>
+              <w:top w:w="70" w:type="dxa"/>
+              <w:start w:w="90" w:type="dxa"/>
+              <w:bottom w:w="70" w:type="dxa"/>
+              <w:end w:w="90" w:type="dxa"/>
+            </w:tcMar>
+            <w:shd w:fill="E7EEF8"/>
+            <w:vAlign w:val="center"/>
+          </w:tcPr>
+          <w:p>
+            <w:pPr>
+              <w:spacing w:after="0" w:line="240" w:lineRule="auto"/>
+              <w:jc w:val="left"/>
+            </w:pPr>
+            <w:r>
+              <w:rPr>
+                <w:rFonts w:ascii="Times New Roman" w:hAnsi="Times New Roman" w:cs="Times New Roman"/>
+                <w:b/>
+                <w:sz w:val="17"/>
+              </w:rPr>
+              <w:t>İlgili Dosyalar</w:t>
+            </w:r>
+          </w:p>
+        </w:tc>
+      </w:tr>
+      <w:tr>
+        <w:tc>
+          <w:tcPr>
+            <w:tcW w:type="dxa" w:w="1700"/>
+            <w:tcMar>
+              <w:top w:w="70" w:type="dxa"/>
+              <w:start w:w="90" w:type="dxa"/>
+              <w:bottom w:w="70" w:type="dxa"/>
+              <w:end w:w="90" w:type="dxa"/>
+            </w:tcMar>
+            <w:vAlign w:val="center"/>
+          </w:tcPr>
+          <w:p>
+            <w:pPr>
+              <w:spacing w:after="0" w:line="240" w:lineRule="auto"/>
+              <w:jc w:val="left"/>
+            </w:pPr>
+            <w:r>
+              <w:rPr>
+                <w:rFonts w:ascii="Times New Roman" w:hAnsi="Times New Roman" w:cs="Times New Roman"/>
+                <w:b w:val="0"/>
+                <w:sz w:val="16"/>
+              </w:rPr>
+              <w:t>Kullanıcı</w:t>
+            </w:r>
+          </w:p>
+        </w:tc>
+        <w:tc>
+          <w:tcPr>
+            <w:tcW w:type="dxa" w:w="4025"/>
+            <w:tcMar>
+              <w:top w:w="70" w:type="dxa"/>
+              <w:start w:w="90" w:type="dxa"/>
+              <w:bottom w:w="70" w:type="dxa"/>
+              <w:end w:w="90" w:type="dxa"/>
+            </w:tcMar>
+            <w:vAlign w:val="center"/>
+          </w:tcPr>
+          <w:p>
+            <w:pPr>
+              <w:spacing w:after="0" w:line="240" w:lineRule="auto"/>
+              <w:jc w:val="left"/>
+            </w:pPr>
+            <w:r>
+              <w:rPr>
+                <w:rFonts w:ascii="Times New Roman" w:hAnsi="Times New Roman" w:cs="Times New Roman"/>
+                <w:b w:val="0"/>
+                <w:sz w:val="16"/>
+              </w:rPr>
+              <w:t>Kayıt, giriş, profil, şifre ve hesap durumu işlemlerini yönetir.</w:t>
+            </w:r>
+          </w:p>
+        </w:tc>
+        <w:tc>
+          <w:tcPr>
+            <w:tcW w:type="dxa" w:w="2551"/>
+            <w:tcMar>
+              <w:top w:w="70" w:type="dxa"/>
+              <w:start w:w="90" w:type="dxa"/>
+              <w:bottom w:w="70" w:type="dxa"/>
+              <w:end w:w="90" w:type="dxa"/>
+            </w:tcMar>
+            <w:vAlign w:val="center"/>
+          </w:tcPr>
+          <w:p>
+            <w:pPr>
+              <w:spacing w:after="0" w:line="240" w:lineRule="auto"/>
+              <w:jc w:val="left"/>
+            </w:pPr>
+            <w:r>
+              <w:rPr>
+                <w:rFonts w:ascii="Times New Roman" w:hAnsi="Times New Roman" w:cs="Times New Roman"/>
+                <w:b w:val="0"/>
+                <w:sz w:val="16"/>
+              </w:rPr>
+              <w:t>User.php, login.php, profile.php</w:t>
+            </w:r>
+          </w:p>
+        </w:tc>
+      </w:tr>
+      <w:tr>
+        <w:tc>
+          <w:tcPr>
+            <w:tcW w:type="dxa" w:w="1700"/>
+            <w:tcMar>
+              <w:top w:w="70" w:type="dxa"/>
+              <w:start w:w="90" w:type="dxa"/>
+              <w:bottom w:w="70" w:type="dxa"/>
+              <w:end w:w="90" w:type="dxa"/>
+            </w:tcMar>
+            <w:vAlign w:val="center"/>
+          </w:tcPr>
+          <w:p>
+            <w:pPr>
+              <w:spacing w:after="0" w:line="240" w:lineRule="auto"/>
+              <w:jc w:val="left"/>
+            </w:pPr>
+            <w:r>
+              <w:rPr>
+                <w:rFonts w:ascii="Times New Roman" w:hAnsi="Times New Roman" w:cs="Times New Roman"/>
+                <w:b w:val="0"/>
+                <w:sz w:val="16"/>
+              </w:rPr>
+              <w:t>Ürün</w:t>
+            </w:r>
+          </w:p>
+        </w:tc>
+        <w:tc>
+          <w:tcPr>
+            <w:tcW w:type="dxa" w:w="4025"/>
+            <w:tcMar>
+              <w:top w:w="70" w:type="dxa"/>
+              <w:start w:w="90" w:type="dxa"/>
+              <w:bottom w:w="70" w:type="dxa"/>
+              <w:end w:w="90" w:type="dxa"/>
+            </w:tcMar>
+            <w:vAlign w:val="center"/>
+          </w:tcPr>
+          <w:p>
+            <w:pPr>
+              <w:spacing w:after="0" w:line="240" w:lineRule="auto"/>
+              <w:jc w:val="left"/>
+            </w:pPr>
+            <w:r>
+              <w:rPr>
+                <w:rFonts w:ascii="Times New Roman" w:hAnsi="Times New Roman" w:cs="Times New Roman"/>
+                <w:b w:val="0"/>
+                <w:sz w:val="16"/>
+              </w:rPr>
+              <w:t>Kitap listeleme, detay görüntüleme, stok ve satış durumu işlemlerini kapsar.</w:t>
+            </w:r>
+          </w:p>
+        </w:tc>
+        <w:tc>
+          <w:tcPr>
+            <w:tcW w:type="dxa" w:w="2551"/>
+            <w:tcMar>
+              <w:top w:w="70" w:type="dxa"/>
+              <w:start w:w="90" w:type="dxa"/>
+              <w:bottom w:w="70" w:type="dxa"/>
+              <w:end w:w="90" w:type="dxa"/>
+            </w:tcMar>
+            <w:vAlign w:val="center"/>
+          </w:tcPr>
+          <w:p>
+            <w:pPr>
+              <w:spacing w:after="0" w:line="240" w:lineRule="auto"/>
+              <w:jc w:val="left"/>
+            </w:pPr>
+            <w:r>
+              <w:rPr>
+                <w:rFonts w:ascii="Times New Roman" w:hAnsi="Times New Roman" w:cs="Times New Roman"/>
+                <w:b w:val="0"/>
+                <w:sz w:val="16"/>
+              </w:rPr>
+              <w:t>Product.php, home.php, product.php</w:t>
+            </w:r>
+          </w:p>
+        </w:tc>
+      </w:tr>
+      <w:tr>
+        <w:tc>
+          <w:tcPr>
+            <w:tcW w:type="dxa" w:w="1700"/>
+            <w:tcMar>
+              <w:top w:w="70" w:type="dxa"/>
+              <w:start w:w="90" w:type="dxa"/>
+              <w:bottom w:w="70" w:type="dxa"/>
+              <w:end w:w="90" w:type="dxa"/>
+            </w:tcMar>
+            <w:vAlign w:val="center"/>
+          </w:tcPr>
+          <w:p>
+            <w:pPr>
+              <w:spacing w:after="0" w:line="240" w:lineRule="auto"/>
+              <w:jc w:val="left"/>
+            </w:pPr>
+            <w:r>
+              <w:rPr>
+                <w:rFonts w:ascii="Times New Roman" w:hAnsi="Times New Roman" w:cs="Times New Roman"/>
+                <w:b w:val="0"/>
+                <w:sz w:val="16"/>
+              </w:rPr>
+              <w:t>Sepet/Sipariş</w:t>
+            </w:r>
+          </w:p>
+        </w:tc>
+        <w:tc>
+          <w:tcPr>
+            <w:tcW w:type="dxa" w:w="4025"/>
+            <w:tcMar>
+              <w:top w:w="70" w:type="dxa"/>
+              <w:start w:w="90" w:type="dxa"/>
+              <w:bottom w:w="70" w:type="dxa"/>
+              <w:end w:w="90" w:type="dxa"/>
+            </w:tcMar>
+            <w:vAlign w:val="center"/>
+          </w:tcPr>
+          <w:p>
+            <w:pPr>
+              <w:spacing w:after="0" w:line="240" w:lineRule="auto"/>
+              <w:jc w:val="left"/>
+            </w:pPr>
+            <w:r>
+              <w:rPr>
+                <w:rFonts w:ascii="Times New Roman" w:hAnsi="Times New Roman" w:cs="Times New Roman"/>
+                <w:b w:val="0"/>
+                <w:sz w:val="16"/>
+              </w:rPr>
+              <w:t>Sepet, ödeme, sipariş oluşturma, iptal ve teslimat takibi süreçlerini yürütür.</w:t>
+            </w:r>
+          </w:p>
+        </w:tc>
+        <w:tc>
+          <w:tcPr>
+            <w:tcW w:type="dxa" w:w="2551"/>
+            <w:tcMar>
+              <w:top w:w="70" w:type="dxa"/>
+              <w:start w:w="90" w:type="dxa"/>
+              <w:bottom w:w="70" w:type="dxa"/>
+              <w:end w:w="90" w:type="dxa"/>
+            </w:tcMar>
+            <w:vAlign w:val="center"/>
+          </w:tcPr>
+          <w:p>
+            <w:pPr>
+              <w:spacing w:after="0" w:line="240" w:lineRule="auto"/>
+              <w:jc w:val="left"/>
+            </w:pPr>
+            <w:r>
+              <w:rPr>
+                <w:rFonts w:ascii="Times New Roman" w:hAnsi="Times New Roman" w:cs="Times New Roman"/>
+                <w:b w:val="0"/>
+                <w:sz w:val="16"/>
+              </w:rPr>
+              <w:t>Order.php, cart.php, checkout.php, orders.php</w:t>
+            </w:r>
+          </w:p>
+        </w:tc>
+      </w:tr>
+      <w:tr>
+        <w:tc>
+          <w:tcPr>
+            <w:tcW w:type="dxa" w:w="1700"/>
+            <w:tcMar>
+              <w:top w:w="70" w:type="dxa"/>
+              <w:start w:w="90" w:type="dxa"/>
+              <w:bottom w:w="70" w:type="dxa"/>
+              <w:end w:w="90" w:type="dxa"/>
+            </w:tcMar>
+            <w:vAlign w:val="center"/>
+          </w:tcPr>
+          <w:p>
+            <w:pPr>
+              <w:spacing w:after="0" w:line="240" w:lineRule="auto"/>
+              <w:jc w:val="left"/>
+            </w:pPr>
+            <w:r>
+              <w:rPr>
+                <w:rFonts w:ascii="Times New Roman" w:hAnsi="Times New Roman" w:cs="Times New Roman"/>
+                <w:b w:val="0"/>
+                <w:sz w:val="16"/>
+              </w:rPr>
+              <w:t>Admin Paneli</w:t>
+            </w:r>
+          </w:p>
+        </w:tc>
+        <w:tc>
+          <w:tcPr>
+            <w:tcW w:type="dxa" w:w="4025"/>
+            <w:tcMar>
+              <w:top w:w="70" w:type="dxa"/>
+              <w:start w:w="90" w:type="dxa"/>
+              <w:bottom w:w="70" w:type="dxa"/>
+              <w:end w:w="90" w:type="dxa"/>
+            </w:tcMar>
+            <w:vAlign w:val="center"/>
+          </w:tcPr>
+          <w:p>
+            <w:pPr>
+              <w:spacing w:after="0" w:line="240" w:lineRule="auto"/>
+              <w:jc w:val="left"/>
+            </w:pPr>
+            <w:r>
+              <w:rPr>
+                <w:rFonts w:ascii="Times New Roman" w:hAnsi="Times New Roman" w:cs="Times New Roman"/>
+                <w:b w:val="0"/>
+                <w:sz w:val="16"/>
+              </w:rPr>
+              <w:t>Ürün, kullanıcı ve sipariş süreçlerinin yönetici tarafından kontrol edilmesini sağlar.</w:t>
+            </w:r>
+          </w:p>
+        </w:tc>
+        <w:tc>
+          <w:tcPr>
+            <w:tcW w:type="dxa" w:w="2551"/>
+            <w:tcMar>
+              <w:top w:w="70" w:type="dxa"/>
+              <w:start w:w="90" w:type="dxa"/>
+              <w:bottom w:w="70" w:type="dxa"/>
+              <w:end w:w="90" w:type="dxa"/>
+            </w:tcMar>
+            <w:vAlign w:val="center"/>
+          </w:tcPr>
+          <w:p>
+            <w:pPr>
+              <w:spacing w:after="0" w:line="240" w:lineRule="auto"/>
+              <w:jc w:val="left"/>
+            </w:pPr>
+            <w:r>
+              <w:rPr>
+                <w:rFonts w:ascii="Times New Roman" w:hAnsi="Times New Roman" w:cs="Times New Roman"/>
+                <w:b w:val="0"/>
+                <w:sz w:val="16"/>
+              </w:rPr>
+              <w:t>dashboard.php, product_form.php, user_form.php</w:t>
+            </w:r>
+          </w:p>
+        </w:tc>
+      </w:tr>
+    </w:tbl>
+    <w:p>
+      <w:pPr>
         <w:sectPr>
           <w:pgSz w:w="11906" w:h="16838"/>
           <w:pgMar w:top="1134" w:right="1020" w:bottom="1134" w:left="1020" w:header="720" w:footer="720" w:gutter="0"/>
@@ -321,12 +629,13 @@
     </w:p>
     <w:p>
       <w:pPr>
-        <w:spacing w:before="160" w:after="80"/>
+        <w:spacing w:after="80" w:line="259" w:lineRule="auto"/>
       </w:pPr>
       <w:r>
         <w:rPr>
           <w:rFonts w:ascii="Times New Roman" w:hAnsi="Times New Roman" w:cs="Times New Roman"/>
           <w:b/>
+          <w:i w:val="0"/>
           <w:sz w:val="20"/>
         </w:rPr>
         <w:t>1. GİRİŞ</w:t>
@@ -361,17 +670,34 @@
           <w:i w:val="0"/>
           <w:sz w:val="20"/>
         </w:rPr>
-        <w:t>Projenin amacı, Web Programlama dersi kapsamında PHP oturum yönetimi, veritabanı bağlantısı, form işlemleri, CRUD ekranları ve kullanıcı etkileşimlerini gerçekçi bir uygulama üzerinde göstermektir.</w:t>
+        <w:t>Projenin amacı, Web Programlama dersi kapsamında PHP oturum yönetimi, veritabanı bağlantısı, form işlemleri, CRUD ekranları ve kullanıcı etkileşimlerini gerçekçi bir uygulama üzerinde göstermektir. Sistem, yerel sunucuda çalıştırılabilecek şekilde düzenlenmiş ve veritabanı yedeğiyle birlikte teslim edilebilir hale getirilmiştir.</w:t>
       </w:r>
     </w:p>
     <w:p>
       <w:pPr>
-        <w:spacing w:before="160" w:after="80"/>
+        <w:spacing w:after="80" w:line="259" w:lineRule="auto"/>
+        <w:ind w:firstLine="198"/>
+        <w:jc w:val="both"/>
+      </w:pPr>
+      <w:r>
+        <w:rPr>
+          <w:rFonts w:ascii="Times New Roman" w:hAnsi="Times New Roman" w:cs="Times New Roman"/>
+          <w:b w:val="0"/>
+          <w:i w:val="0"/>
+          <w:sz w:val="20"/>
+        </w:rPr>
+        <w:t>Uygulamada kullanıcı tarafında kitap inceleme ve satın alma akışı, yönetici tarafında ise ürün ve sipariş yönetimi öne çıkarılmıştır. Böylece yalnızca statik sayfalardan oluşan bir örnek yerine, veritabanı ile ilişkili dinamik bir web uygulaması ortaya konmuştur.</w:t>
+      </w:r>
+    </w:p>
+    <w:p>
+      <w:pPr>
+        <w:spacing w:after="80" w:line="259" w:lineRule="auto"/>
       </w:pPr>
       <w:r>
         <w:rPr>
           <w:rFonts w:ascii="Times New Roman" w:hAnsi="Times New Roman" w:cs="Times New Roman"/>
           <w:b/>
+          <w:i w:val="0"/>
           <w:sz w:val="20"/>
         </w:rPr>
         <w:t>2. KULLANILAN TEKNOLOJİLER</w:t>
@@ -379,68 +705,61 @@
     </w:p>
     <w:p>
       <w:pPr>
-        <w:pStyle w:val="ListBullet"/>
-        <w:spacing w:after="40"/>
-        <w:ind w:left="227" w:hanging="113"/>
+        <w:spacing w:after="80" w:line="259" w:lineRule="auto"/>
+        <w:ind w:firstLine="198"/>
+        <w:jc w:val="both"/>
       </w:pPr>
       <w:r>
         <w:rPr>
           <w:rFonts w:ascii="Times New Roman" w:hAnsi="Times New Roman" w:cs="Times New Roman"/>
+          <w:b w:val="0"/>
+          <w:i w:val="0"/>
           <w:sz w:val="20"/>
         </w:rPr>
-        <w:t>PHP: Sunucu tarafı iş kuralları, oturum yönetimi ve rota akışı için kullanılmıştır.</w:t>
+        <w:t>PHP, sunucu tarafı iş kuralları, oturum yönetimi ve route akışı için kullanılmıştır. public/index.php dosyası gelen isteği karşılayarak ilgili kullanıcı veya admin ekranının çalışmasını sağlar.</w:t>
       </w:r>
     </w:p>
     <w:p>
       <w:pPr>
-        <w:pStyle w:val="ListBullet"/>
-        <w:spacing w:after="40"/>
-        <w:ind w:left="227" w:hanging="113"/>
+        <w:spacing w:after="80" w:line="259" w:lineRule="auto"/>
+        <w:ind w:firstLine="198"/>
+        <w:jc w:val="both"/>
       </w:pPr>
       <w:r>
         <w:rPr>
           <w:rFonts w:ascii="Times New Roman" w:hAnsi="Times New Roman" w:cs="Times New Roman"/>
+          <w:b w:val="0"/>
+          <w:i w:val="0"/>
           <w:sz w:val="20"/>
         </w:rPr>
-        <w:t>MySQL: Kullanıcı, ürün, sipariş ve sipariş kalemi verilerinin saklanmasını sağlar.</w:t>
+        <w:t>MySQL, kullanıcı, ürün, sipariş ve sipariş kalemi verilerinin saklanması için tercih edilmiştir. PDO kullanımı sayesinde veritabanı işlemleri hazırlanmış sorgularla daha güvenli ve düzenli şekilde yürütülmüştür.</w:t>
       </w:r>
     </w:p>
     <w:p>
       <w:pPr>
-        <w:pStyle w:val="ListBullet"/>
-        <w:spacing w:after="40"/>
-        <w:ind w:left="227" w:hanging="113"/>
+        <w:spacing w:after="80" w:line="259" w:lineRule="auto"/>
+        <w:ind w:firstLine="198"/>
+        <w:jc w:val="both"/>
       </w:pPr>
       <w:r>
         <w:rPr>
           <w:rFonts w:ascii="Times New Roman" w:hAnsi="Times New Roman" w:cs="Times New Roman"/>
+          <w:b w:val="0"/>
+          <w:i w:val="0"/>
           <w:sz w:val="20"/>
         </w:rPr>
-        <w:t>PDO: Hazırlanmış sorgularla güvenli ve düzenli veritabanı erişimi sağlanmıştır.</w:t>
+        <w:t>Bootstrap ve özel CSS dosyası, arayüzün farklı ekran boyutlarında düzenli görünmesi için kullanılmıştır. Ürün kartları, formlar, admin paneli, sepet ve sipariş sayfaları aynı görsel çizgiyi koruyacak şekilde hazırlanmıştır.</w:t>
       </w:r>
     </w:p>
     <w:p>
       <w:pPr>
-        <w:pStyle w:val="ListBullet"/>
-        <w:spacing w:after="40"/>
-        <w:ind w:left="227" w:hanging="113"/>
-      </w:pPr>
-      <w:r>
-        <w:rPr>
-          <w:rFonts w:ascii="Times New Roman" w:hAnsi="Times New Roman" w:cs="Times New Roman"/>
-          <w:sz w:val="20"/>
-        </w:rPr>
-        <w:t>Bootstrap ve CSS: Responsive arayüz, ürün kartları, formlar ve yönetim paneli için kullanılmıştır.</w:t>
-      </w:r>
-    </w:p>
-    <w:p>
-      <w:pPr>
-        <w:spacing w:before="160" w:after="80"/>
+        <w:spacing w:after="80" w:line="259" w:lineRule="auto"/>
       </w:pPr>
       <w:r>
         <w:rPr>
           <w:rFonts w:ascii="Times New Roman" w:hAnsi="Times New Roman" w:cs="Times New Roman"/>
           <w:b/>
+          <w:i w:val="0"/>
           <w:sz w:val="20"/>
         </w:rPr>
         <w:t>3. SİSTEM ANALİZİ</w:t>
@@ -459,7 +778,23 @@
           <w:i w:val="0"/>
           <w:sz w:val="20"/>
         </w:rPr>
-        <w:t>Uygulamada iki temel rol bulunmaktadır. Kullanıcı rolü kitapları görüntüleyebilir, arama yapabilir, ürün detayını inceleyebilir, sepete ürün ekleyebilir, ödeme ekranından sipariş oluşturabilir ve sipariş durumunu takip edebilir. Yönetici rolü ise ürünleri, kullanıcıları ve sipariş durumlarını panel üzerinden yönetir.</w:t>
+        <w:t>Uygulamada iki temel rol bulunmaktadır. Kullanıcı rolü kitapları görüntüleyebilir, arama yapabilir, ürün detayını inceleyebilir, sepete ürün ekleyebilir, ödeme ekranından sipariş oluşturabilir ve sipariş durumunu takip edebilir.</w:t>
+      </w:r>
+    </w:p>
+    <w:p>
+      <w:pPr>
+        <w:spacing w:after="80" w:line="259" w:lineRule="auto"/>
+        <w:ind w:firstLine="198"/>
+        <w:jc w:val="both"/>
+      </w:pPr>
+      <w:r>
+        <w:rPr>
+          <w:rFonts w:ascii="Times New Roman" w:hAnsi="Times New Roman" w:cs="Times New Roman"/>
+          <w:b w:val="0"/>
+          <w:i w:val="0"/>
+          <w:sz w:val="20"/>
+        </w:rPr>
+        <w:t>Yönetici rolü ürünleri, kullanıcıları ve sipariş durumlarını panel üzerinden yönetir. Ürün ekleme, güncelleme, silme, satışa açma/kapatma, stok takibi ve sipariş sürecini ilerletme işlemleri admin panelinde toplanmıştır.</w:t>
       </w:r>
     </w:p>
     <w:p>
@@ -480,12 +815,13 @@
     </w:p>
     <w:p>
       <w:pPr>
-        <w:spacing w:before="160" w:after="80"/>
+        <w:spacing w:after="80" w:line="259" w:lineRule="auto"/>
       </w:pPr>
       <w:r>
         <w:rPr>
           <w:rFonts w:ascii="Times New Roman" w:hAnsi="Times New Roman" w:cs="Times New Roman"/>
           <w:b/>
+          <w:i w:val="0"/>
           <w:sz w:val="20"/>
         </w:rPr>
         <w:t>4. VERİTABANI TASARIMI</w:t>
@@ -509,68 +845,45 @@
     </w:p>
     <w:p>
       <w:pPr>
-        <w:pStyle w:val="ListBullet"/>
-        <w:spacing w:after="40"/>
-        <w:ind w:left="227" w:hanging="113"/>
+        <w:spacing w:after="80" w:line="259" w:lineRule="auto"/>
+        <w:ind w:firstLine="198"/>
+        <w:jc w:val="both"/>
       </w:pPr>
       <w:r>
         <w:rPr>
           <w:rFonts w:ascii="Times New Roman" w:hAnsi="Times New Roman" w:cs="Times New Roman"/>
+          <w:b w:val="0"/>
+          <w:i w:val="0"/>
           <w:sz w:val="20"/>
         </w:rPr>
-        <w:t>users: Kullanıcı bilgileri, rol, hesap durumu ve site bakiyesi tutulur.</w:t>
+        <w:t>users tablosunda kullanıcı bilgileri, rol, hesap durumu ve site bakiyesi tutulur. products tablosu kitap adı, yazar, açıklama, fiyat, stok ve satış durumu bilgilerini içerir. orders tablosunda sipariş toplamı, kullanılan bakiye, kart ödemesi, adres ve süreç durumu yer alır. order_items tablosu ise siparişe bağlı kitap satırlarını, adetleri ve birim fiyatları saklar.</w:t>
       </w:r>
     </w:p>
     <w:p>
       <w:pPr>
-        <w:pStyle w:val="ListBullet"/>
-        <w:spacing w:after="40"/>
-        <w:ind w:left="227" w:hanging="113"/>
+        <w:spacing w:after="80" w:line="259" w:lineRule="auto"/>
+        <w:ind w:firstLine="198"/>
+        <w:jc w:val="both"/>
       </w:pPr>
       <w:r>
         <w:rPr>
           <w:rFonts w:ascii="Times New Roman" w:hAnsi="Times New Roman" w:cs="Times New Roman"/>
+          <w:b w:val="0"/>
+          <w:i w:val="0"/>
           <w:sz w:val="20"/>
         </w:rPr>
-        <w:t>products: Kitap adı, yazar, açıklama, fiyat, stok ve satış durumu tutulur.</w:t>
+        <w:t>Bu yapı ile sipariş geçmişi ürün bilgilerinden bağımsız olarak korunabilir. Sipariş kalemlerinde ürün başlığı ve birim fiyat bilgisinin ayrıca tutulması, ürün sonradan değişse bile geçmiş siparişin doğru görüntülenmesini sağlar.</w:t>
       </w:r>
     </w:p>
     <w:p>
       <w:pPr>
-        <w:pStyle w:val="ListBullet"/>
-        <w:spacing w:after="40"/>
-        <w:ind w:left="227" w:hanging="113"/>
-      </w:pPr>
-      <w:r>
-        <w:rPr>
-          <w:rFonts w:ascii="Times New Roman" w:hAnsi="Times New Roman" w:cs="Times New Roman"/>
-          <w:sz w:val="20"/>
-        </w:rPr>
-        <w:t>orders: Sipariş toplamı, kullanılan bakiye, kart ödemesi, adres ve süreç durumu tutulur.</w:t>
-      </w:r>
-    </w:p>
-    <w:p>
-      <w:pPr>
-        <w:pStyle w:val="ListBullet"/>
-        <w:spacing w:after="40"/>
-        <w:ind w:left="227" w:hanging="113"/>
-      </w:pPr>
-      <w:r>
-        <w:rPr>
-          <w:rFonts w:ascii="Times New Roman" w:hAnsi="Times New Roman" w:cs="Times New Roman"/>
-          <w:sz w:val="20"/>
-        </w:rPr>
-        <w:t>order_items: Siparişe bağlı kitap satırları, adet ve birim fiyat bilgileri tutulur.</w:t>
-      </w:r>
-    </w:p>
-    <w:p>
-      <w:pPr>
-        <w:spacing w:before="160" w:after="80"/>
+        <w:spacing w:after="80" w:line="259" w:lineRule="auto"/>
       </w:pPr>
       <w:r>
         <w:rPr>
           <w:rFonts w:ascii="Times New Roman" w:hAnsi="Times New Roman" w:cs="Times New Roman"/>
           <w:b/>
+          <w:i w:val="0"/>
           <w:sz w:val="20"/>
         </w:rPr>
         <w:t>5. UYGULAMA MİMARİSİ</w:t>
@@ -589,7 +902,7 @@
           <w:i w:val="0"/>
           <w:sz w:val="20"/>
         </w:rPr>
-        <w:t>Proje saf PHP ile, MVC mantığına yakın bir klasör yapısında geliştirilmiştir. public/index.php dosyası gelen route parametresine göre akışı yönetir. app/models klasöründe User, Product ve Order sınıfları yer alır. app/views klasörü kullanıcı ekranları ile yönetici paneli arayüzlerini içerir.</w:t>
+        <w:t>Proje saf PHP ile, MVC mantığına yakın bir klasör yapısında geliştirilmiştir. public/index.php dosyası gelen route parametresine göre akışı yönetir. app/models klasöründe User, Product ve Order sınıfları yer alır.</w:t>
       </w:r>
     </w:p>
     <w:p>
@@ -605,117 +918,7 @@
           <w:i w:val="0"/>
           <w:sz w:val="20"/>
         </w:rPr>
-        <w:t>helpers.php dosyasında veritabanı bağlantısı, güvenli çıktı üretimi, yönlendirme, flash mesajları ve oturum kontrolü gibi ortak yardımcı fonksiyonlar tanımlanmıştır.</w:t>
-      </w:r>
-    </w:p>
-    <w:p>
-      <w:pPr>
-        <w:spacing w:before="160" w:after="80"/>
-      </w:pPr>
-      <w:r>
-        <w:rPr>
-          <w:rFonts w:ascii="Times New Roman" w:hAnsi="Times New Roman" w:cs="Times New Roman"/>
-          <w:b/>
-          <w:sz w:val="20"/>
-        </w:rPr>
-        <w:t>6. TEMEL İŞ AKIŞI</w:t>
-      </w:r>
-    </w:p>
-    <w:p>
-      <w:pPr>
-        <w:pStyle w:val="ListBullet"/>
-        <w:spacing w:after="40"/>
-        <w:ind w:left="227" w:hanging="113"/>
-      </w:pPr>
-      <w:r>
-        <w:rPr>
-          <w:rFonts w:ascii="Times New Roman" w:hAnsi="Times New Roman" w:cs="Times New Roman"/>
-          <w:sz w:val="20"/>
-        </w:rPr>
-        <w:t>Kullanıcı siteye girer ve aktif ürünleri listeler.</w:t>
-      </w:r>
-    </w:p>
-    <w:p>
-      <w:pPr>
-        <w:pStyle w:val="ListBullet"/>
-        <w:spacing w:after="40"/>
-        <w:ind w:left="227" w:hanging="113"/>
-      </w:pPr>
-      <w:r>
-        <w:rPr>
-          <w:rFonts w:ascii="Times New Roman" w:hAnsi="Times New Roman" w:cs="Times New Roman"/>
-          <w:sz w:val="20"/>
-        </w:rPr>
-        <w:t>Ürün detayını inceler, miktar seçer ve ürünü sepete ekler.</w:t>
-      </w:r>
-    </w:p>
-    <w:p>
-      <w:pPr>
-        <w:pStyle w:val="ListBullet"/>
-        <w:spacing w:after="40"/>
-        <w:ind w:left="227" w:hanging="113"/>
-      </w:pPr>
-      <w:r>
-        <w:rPr>
-          <w:rFonts w:ascii="Times New Roman" w:hAnsi="Times New Roman" w:cs="Times New Roman"/>
-          <w:sz w:val="20"/>
-        </w:rPr>
-        <w:t>Ödeme ekranında teslimat adresi girilir; varsa site bakiyesi toplam tutardan düşülür.</w:t>
-      </w:r>
-    </w:p>
-    <w:p>
-      <w:pPr>
-        <w:pStyle w:val="ListBullet"/>
-        <w:spacing w:after="40"/>
-        <w:ind w:left="227" w:hanging="113"/>
-      </w:pPr>
-      <w:r>
-        <w:rPr>
-          <w:rFonts w:ascii="Times New Roman" w:hAnsi="Times New Roman" w:cs="Times New Roman"/>
-          <w:sz w:val="20"/>
-        </w:rPr>
-        <w:t>Sipariş oluşturulur, ürün stokları azaltılır ve kullanıcı siparişlerini takip eder.</w:t>
-      </w:r>
-    </w:p>
-    <w:p>
-      <w:pPr>
-        <w:pStyle w:val="ListBullet"/>
-        <w:spacing w:after="40"/>
-        <w:ind w:left="227" w:hanging="113"/>
-      </w:pPr>
-      <w:r>
-        <w:rPr>
-          <w:rFonts w:ascii="Times New Roman" w:hAnsi="Times New Roman" w:cs="Times New Roman"/>
-          <w:sz w:val="20"/>
-        </w:rPr>
-        <w:t>Yönetici sipariş durumunu hazırlık ve teslimat adımlarında ilerletir.</w:t>
-      </w:r>
-    </w:p>
-    <w:p>
-      <w:pPr>
-        <w:pStyle w:val="ListBullet"/>
-        <w:spacing w:after="40"/>
-        <w:ind w:left="227" w:hanging="113"/>
-      </w:pPr>
-      <w:r>
-        <w:rPr>
-          <w:rFonts w:ascii="Times New Roman" w:hAnsi="Times New Roman" w:cs="Times New Roman"/>
-          <w:sz w:val="20"/>
-        </w:rPr>
-        <w:t>Kullanıcı teslimatı onaylar veya bekleyen siparişi iptal ederek tutarı bakiyesine aktarır.</w:t>
-      </w:r>
-    </w:p>
-    <w:p>
-      <w:pPr>
-        <w:spacing w:before="160" w:after="80"/>
-      </w:pPr>
-      <w:r>
-        <w:rPr>
-          <w:rFonts w:ascii="Times New Roman" w:hAnsi="Times New Roman" w:cs="Times New Roman"/>
-          <w:b/>
-          <w:sz w:val="20"/>
-        </w:rPr>
-        <w:t>7. TEST VE DENEYSEL SONUÇLAR</w:t>
+        <w:t>app/views klasörü kullanıcı ekranları ile yönetici paneli arayüzlerini içerir. helpers.php dosyasında veritabanı bağlantısı, güvenli çıktı üretimi, yönlendirme, flash mesajları ve oturum kontrolü gibi ortak yardımcı fonksiyonlar tanımlanmıştır.</w:t>
       </w:r>
     </w:p>
     <w:p>
@@ -731,20 +934,21 @@
           <w:i w:val="0"/>
           <w:sz w:val="20"/>
         </w:rPr>
-        <w:t>Veritabanı yedeğinde 1 admin, 5 kullanıcı ve 20 kitaplık örnek ürün verisi bulunmaktadır. Kullanıcı kayıt/giriş, ürün listeleme, ürün arama, sepete ekleme, sipariş oluşturma, sipariş iptali ve bakiye iadesi akışları test edilmiştir. Yönetici panelinde ürün ekleme/güncelleme/silme, kullanıcı durumunu değiştirme ve sipariş sürecini ilerletme işlemleri çalışmaktadır.</w:t>
+        <w:t>Bu ayrım, tekrar eden kodu azaltır ve uygulamanın bakımını kolaylaştırır. Veri erişimi modellerde, arayüz HTML/PHP view dosyalarında, yönlendirme ve işlem akışı ise front controller dosyasında toplanmıştır.</w:t>
       </w:r>
     </w:p>
     <w:p>
       <w:pPr>
-        <w:spacing w:before="160" w:after="80"/>
+        <w:spacing w:after="80" w:line="259" w:lineRule="auto"/>
       </w:pPr>
       <w:r>
         <w:rPr>
           <w:rFonts w:ascii="Times New Roman" w:hAnsi="Times New Roman" w:cs="Times New Roman"/>
           <w:b/>
+          <w:i w:val="0"/>
           <w:sz w:val="20"/>
         </w:rPr>
-        <w:t>8. SONUÇ</w:t>
+        <w:t>6. TEMEL İŞ AKIŞI</w:t>
       </w:r>
     </w:p>
     <w:p>
@@ -760,20 +964,239 @@
           <w:i w:val="0"/>
           <w:sz w:val="20"/>
         </w:rPr>
-        <w:t>Geliştirilen kitap satış sitesi, Web Programlama dersi için istenen temel web uygulaması özelliklerini karşılayan çalışır bir proje olarak hazırlanmıştır. Proje sayesinde PHP ile oturum yönetimi, PDO ile veritabanı işlemleri, rol tabanlı erişim, stok kontrolü, sipariş durum tasarımı ve responsive arayüz geliştirme konularında uygulamalı deneyim kazanılmıştır.</w:t>
+        <w:t>Kullanıcı siteye girdiğinde aktif ürünleri listeler, ürün detayını inceler, miktar seçer ve ürünü sepete ekler. Sepet ekranında ürün miktarları ve toplam tutar görülebilir.</w:t>
       </w:r>
     </w:p>
     <w:p>
       <w:pPr>
-        <w:spacing w:before="160" w:after="80"/>
+        <w:spacing w:after="80" w:line="259" w:lineRule="auto"/>
+        <w:ind w:firstLine="198"/>
+        <w:jc w:val="both"/>
+      </w:pPr>
+      <w:r>
+        <w:rPr>
+          <w:rFonts w:ascii="Times New Roman" w:hAnsi="Times New Roman" w:cs="Times New Roman"/>
+          <w:b w:val="0"/>
+          <w:i w:val="0"/>
+          <w:sz w:val="20"/>
+        </w:rPr>
+        <w:t>Ödeme ekranında teslimat adresi girilir. Kullanıcının site bakiyesi varsa toplam tutardan önce bakiye düşülür, kalan tutar kart ödemesi olarak kaydedilir. Sipariş oluştuğunda ürün stokları azaltılır.</w:t>
+      </w:r>
+    </w:p>
+    <w:p>
+      <w:pPr>
+        <w:spacing w:after="80" w:line="259" w:lineRule="auto"/>
+        <w:ind w:firstLine="198"/>
+        <w:jc w:val="both"/>
+      </w:pPr>
+      <w:r>
+        <w:rPr>
+          <w:rFonts w:ascii="Times New Roman" w:hAnsi="Times New Roman" w:cs="Times New Roman"/>
+          <w:b w:val="0"/>
+          <w:i w:val="0"/>
+          <w:sz w:val="20"/>
+        </w:rPr>
+        <w:t>Yönetici sipariş durumunu hazırlık ve teslimat adımlarında ilerletir. Kullanıcı teslimatı onaylayabilir veya sipariş henüz onaylanmamışsa iptal ederek tutarı bakiyesine aktarabilir.</w:t>
+      </w:r>
+    </w:p>
+    <w:p>
+      <w:pPr>
+        <w:spacing w:after="80" w:line="259" w:lineRule="auto"/>
       </w:pPr>
       <w:r>
         <w:rPr>
           <w:rFonts w:ascii="Times New Roman" w:hAnsi="Times New Roman" w:cs="Times New Roman"/>
           <w:b/>
+          <w:i w:val="0"/>
           <w:sz w:val="20"/>
         </w:rPr>
-        <w:t>9. KAYNAKÇA</w:t>
+        <w:t>7. GÜVENLİK VE DOĞRULAMA</w:t>
+      </w:r>
+    </w:p>
+    <w:p>
+      <w:pPr>
+        <w:spacing w:after="80" w:line="259" w:lineRule="auto"/>
+        <w:ind w:firstLine="198"/>
+        <w:jc w:val="both"/>
+      </w:pPr>
+      <w:r>
+        <w:rPr>
+          <w:rFonts w:ascii="Times New Roman" w:hAnsi="Times New Roman" w:cs="Times New Roman"/>
+          <w:b w:val="0"/>
+          <w:i w:val="0"/>
+          <w:sz w:val="20"/>
+        </w:rPr>
+        <w:t>Kullanıcı girişinde şifre doğrulama işlemi yapılır ve oturum bilgisi PHP session yapısı ile takip edilir. Admin sayfalarına erişim, kullanıcının rol bilgisi kontrol edilerek sınırlandırılmıştır.</w:t>
+      </w:r>
+    </w:p>
+    <w:p>
+      <w:pPr>
+        <w:spacing w:after="80" w:line="259" w:lineRule="auto"/>
+        <w:ind w:firstLine="198"/>
+        <w:jc w:val="both"/>
+      </w:pPr>
+      <w:r>
+        <w:rPr>
+          <w:rFonts w:ascii="Times New Roman" w:hAnsi="Times New Roman" w:cs="Times New Roman"/>
+          <w:b w:val="0"/>
+          <w:i w:val="0"/>
+          <w:sz w:val="20"/>
+        </w:rPr>
+        <w:t>Formlardan gelen çıktıların ekrana basıldığı yerlerde güvenli çıktı fonksiyonu kullanılarak HTML enjeksiyonu riski azaltılmıştır. Veritabanı işlemlerinde PDO hazırlanmış sorgularının kullanılması SQL enjeksiyonu riskini düşürür.</w:t>
+      </w:r>
+    </w:p>
+    <w:p>
+      <w:pPr>
+        <w:spacing w:after="80" w:line="259" w:lineRule="auto"/>
+        <w:ind w:firstLine="198"/>
+        <w:jc w:val="both"/>
+      </w:pPr>
+      <w:r>
+        <w:rPr>
+          <w:rFonts w:ascii="Times New Roman" w:hAnsi="Times New Roman" w:cs="Times New Roman"/>
+          <w:b w:val="0"/>
+          <w:i w:val="0"/>
+          <w:sz w:val="20"/>
+        </w:rPr>
+        <w:t>Stok kontrolü, ürünün aktiflik durumu ve kullanıcı hesap durumu gibi kontroller iş akışına dahil edilmiştir. Böylece pasif kullanıcıların giriş yapması, satışa kapalı ürünlerin siparişe eklenmesi veya stoktan fazla ürün alınması engellenir.</w:t>
+      </w:r>
+    </w:p>
+    <w:p>
+      <w:pPr>
+        <w:spacing w:after="80" w:line="259" w:lineRule="auto"/>
+      </w:pPr>
+      <w:r>
+        <w:rPr>
+          <w:rFonts w:ascii="Times New Roman" w:hAnsi="Times New Roman" w:cs="Times New Roman"/>
+          <w:b/>
+          <w:i w:val="0"/>
+          <w:sz w:val="20"/>
+        </w:rPr>
+        <w:t>8. TEST VE DENEYSEL SONUÇLAR</w:t>
+      </w:r>
+    </w:p>
+    <w:p>
+      <w:pPr>
+        <w:spacing w:after="80" w:line="259" w:lineRule="auto"/>
+        <w:ind w:firstLine="198"/>
+        <w:jc w:val="both"/>
+      </w:pPr>
+      <w:r>
+        <w:rPr>
+          <w:rFonts w:ascii="Times New Roman" w:hAnsi="Times New Roman" w:cs="Times New Roman"/>
+          <w:b w:val="0"/>
+          <w:i w:val="0"/>
+          <w:sz w:val="20"/>
+        </w:rPr>
+        <w:t>Veritabanı yedeğinde 1 admin, 5 kullanıcı ve 20 kitaplık örnek ürün verisi bulunmaktadır. Kullanıcı kayıt/giriş, ürün listeleme, ürün arama, sepete ekleme, sipariş oluşturma, sipariş iptali ve bakiye iadesi akışları test edilmiştir.</w:t>
+      </w:r>
+    </w:p>
+    <w:p>
+      <w:pPr>
+        <w:spacing w:after="80" w:line="259" w:lineRule="auto"/>
+        <w:ind w:firstLine="198"/>
+        <w:jc w:val="both"/>
+      </w:pPr>
+      <w:r>
+        <w:rPr>
+          <w:rFonts w:ascii="Times New Roman" w:hAnsi="Times New Roman" w:cs="Times New Roman"/>
+          <w:b w:val="0"/>
+          <w:i w:val="0"/>
+          <w:sz w:val="20"/>
+        </w:rPr>
+        <w:t>Yönetici panelinde ürün ekleme/güncelleme/silme, kullanıcı durumunu değiştirme ve sipariş sürecini ilerletme işlemleri çalışmaktadır. Demo hesaplar ile farklı kullanıcı senaryoları denenmiş ve temel akışların veritabanına doğru yansıdığı gözlemlenmiştir.</w:t>
+      </w:r>
+    </w:p>
+    <w:p>
+      <w:pPr>
+        <w:spacing w:after="80" w:line="259" w:lineRule="auto"/>
+        <w:ind w:firstLine="198"/>
+        <w:jc w:val="both"/>
+      </w:pPr>
+      <w:r>
+        <w:rPr>
+          <w:rFonts w:ascii="Times New Roman" w:hAnsi="Times New Roman" w:cs="Times New Roman"/>
+          <w:b w:val="0"/>
+          <w:i w:val="0"/>
+          <w:sz w:val="20"/>
+        </w:rPr>
+        <w:t>Arayüz tarafında ana sayfa, ürün detay sayfası, sepet, ödeme, profil, sipariş listesi ve admin paneli ekranları kontrol edilmiştir. Bootstrap kullanımı sayesinde sayfalar masaüstü ve daha dar ekranlarda okunabilir biçimde görüntülenmektedir.</w:t>
+      </w:r>
+    </w:p>
+    <w:p>
+      <w:pPr>
+        <w:spacing w:after="80" w:line="259" w:lineRule="auto"/>
+      </w:pPr>
+      <w:r>
+        <w:rPr>
+          <w:rFonts w:ascii="Times New Roman" w:hAnsi="Times New Roman" w:cs="Times New Roman"/>
+          <w:b/>
+          <w:i w:val="0"/>
+          <w:sz w:val="20"/>
+        </w:rPr>
+        <w:t>9. SONUÇ</w:t>
+      </w:r>
+    </w:p>
+    <w:p>
+      <w:pPr>
+        <w:spacing w:after="80" w:line="259" w:lineRule="auto"/>
+        <w:ind w:firstLine="198"/>
+        <w:jc w:val="both"/>
+      </w:pPr>
+      <w:r>
+        <w:rPr>
+          <w:rFonts w:ascii="Times New Roman" w:hAnsi="Times New Roman" w:cs="Times New Roman"/>
+          <w:b w:val="0"/>
+          <w:i w:val="0"/>
+          <w:sz w:val="20"/>
+        </w:rPr>
+        <w:t>Geliştirilen kitap satış sitesi, Web Programlama dersi için istenen temel web uygulaması özelliklerini karşılayan çalışır bir proje olarak hazırlanmıştır. Projede kullanıcı ve admin rolleri, ürün yönetimi, sepet, sipariş, bakiye iadesi ve sipariş takip süreçleri birlikte ele alınmıştır.</w:t>
+      </w:r>
+    </w:p>
+    <w:p>
+      <w:pPr>
+        <w:spacing w:after="80" w:line="259" w:lineRule="auto"/>
+        <w:ind w:firstLine="198"/>
+        <w:jc w:val="both"/>
+      </w:pPr>
+      <w:r>
+        <w:rPr>
+          <w:rFonts w:ascii="Times New Roman" w:hAnsi="Times New Roman" w:cs="Times New Roman"/>
+          <w:b w:val="0"/>
+          <w:i w:val="0"/>
+          <w:sz w:val="20"/>
+        </w:rPr>
+        <w:t>Bu çalışma sayesinde PHP ile oturum yönetimi, PDO ile veritabanı işlemleri, rol tabanlı erişim, stok kontrolü, sipariş durum tasarımı ve responsive arayüz geliştirme konularında uygulamalı deneyim kazanılmıştır.</w:t>
+      </w:r>
+    </w:p>
+    <w:p>
+      <w:pPr>
+        <w:spacing w:after="80" w:line="259" w:lineRule="auto"/>
+        <w:ind w:firstLine="198"/>
+        <w:jc w:val="both"/>
+      </w:pPr>
+      <w:r>
+        <w:rPr>
+          <w:rFonts w:ascii="Times New Roman" w:hAnsi="Times New Roman" w:cs="Times New Roman"/>
+          <w:b w:val="0"/>
+          <w:i w:val="0"/>
+          <w:sz w:val="20"/>
+        </w:rPr>
+        <w:t>Proje ileride gerçek ödeme altyapısı, kargo takip entegrasyonu, ürün yorumları, gelişmiş arama filtreleri ve e-posta bildirimleri gibi ek özelliklerle genişletilebilir.</w:t>
+      </w:r>
+    </w:p>
+    <w:p>
+      <w:pPr>
+        <w:spacing w:after="80" w:line="259" w:lineRule="auto"/>
+      </w:pPr>
+      <w:r>
+        <w:rPr>
+          <w:rFonts w:ascii="Times New Roman" w:hAnsi="Times New Roman" w:cs="Times New Roman"/>
+          <w:b/>
+          <w:i w:val="0"/>
+          <w:sz w:val="20"/>
+        </w:rPr>
+        <w:t>10. KAYNAKÇA</w:t>
       </w:r>
     </w:p>
     <w:p>
@@ -1206,9 +1629,6 @@
     <w:name w:val="Normal"/>
     <w:qFormat/>
     <w:rsid w:val="00FC693F"/>
-    <w:pPr>
-      <w:spacing w:after="80" w:line="259" w:lineRule="auto"/>
-    </w:pPr>
     <w:rPr>
       <w:rFonts w:ascii="Times New Roman" w:hAnsi="Times New Roman"/>
       <w:sz w:val="20"/>

--- a/reports/Metin_Batin_Dincer_221307021_Kitap_Satis_Sitesi_Proje_Raporu.docx
+++ b/reports/Metin_Batin_Dincer_221307021_Kitap_Satis_Sitesi_Proje_Raporu.docx
@@ -4,7 +4,7 @@
   <w:body>
     <w:p>
       <w:pPr>
-        <w:spacing w:after="160"/>
+        <w:spacing w:after="120"/>
         <w:jc w:val="center"/>
       </w:pPr>
       <w:r>
@@ -18,7 +18,7 @@
     </w:p>
     <w:p>
       <w:pPr>
-        <w:spacing w:after="200"/>
+        <w:spacing w:after="140"/>
         <w:jc w:val="center"/>
       </w:pPr>
       <w:r>
@@ -39,14 +39,14 @@
         <w:rPr>
           <w:rFonts w:ascii="Times New Roman" w:hAnsi="Times New Roman" w:cs="Times New Roman"/>
           <w:b/>
-          <w:sz w:val="19"/>
+          <w:sz w:val="18"/>
         </w:rPr>
         <w:t xml:space="preserve">Ad Soyad: </w:t>
       </w:r>
       <w:r>
         <w:rPr>
           <w:rFonts w:ascii="Times New Roman" w:hAnsi="Times New Roman" w:cs="Times New Roman"/>
-          <w:sz w:val="19"/>
+          <w:sz w:val="18"/>
         </w:rPr>
         <w:t>Metin Batın Dincer</w:t>
       </w:r>
@@ -60,14 +60,14 @@
         <w:rPr>
           <w:rFonts w:ascii="Times New Roman" w:hAnsi="Times New Roman" w:cs="Times New Roman"/>
           <w:b/>
-          <w:sz w:val="19"/>
+          <w:sz w:val="18"/>
         </w:rPr>
         <w:t xml:space="preserve">Öğrenci No: </w:t>
       </w:r>
       <w:r>
         <w:rPr>
           <w:rFonts w:ascii="Times New Roman" w:hAnsi="Times New Roman" w:cs="Times New Roman"/>
-          <w:sz w:val="19"/>
+          <w:sz w:val="18"/>
         </w:rPr>
         <w:t>221307021</w:t>
       </w:r>
@@ -81,14 +81,14 @@
         <w:rPr>
           <w:rFonts w:ascii="Times New Roman" w:hAnsi="Times New Roman" w:cs="Times New Roman"/>
           <w:b/>
-          <w:sz w:val="19"/>
+          <w:sz w:val="18"/>
         </w:rPr>
         <w:t xml:space="preserve">Ders: </w:t>
       </w:r>
       <w:r>
         <w:rPr>
           <w:rFonts w:ascii="Times New Roman" w:hAnsi="Times New Roman" w:cs="Times New Roman"/>
-          <w:sz w:val="19"/>
+          <w:sz w:val="18"/>
         </w:rPr>
         <w:t>Web Programlama</w:t>
       </w:r>
@@ -102,14 +102,14 @@
         <w:rPr>
           <w:rFonts w:ascii="Times New Roman" w:hAnsi="Times New Roman" w:cs="Times New Roman"/>
           <w:b/>
-          <w:sz w:val="19"/>
+          <w:sz w:val="18"/>
         </w:rPr>
         <w:t xml:space="preserve">Bölüm: </w:t>
       </w:r>
       <w:r>
         <w:rPr>
           <w:rFonts w:ascii="Times New Roman" w:hAnsi="Times New Roman" w:cs="Times New Roman"/>
-          <w:sz w:val="19"/>
+          <w:sz w:val="18"/>
         </w:rPr>
         <w:t>Bilişim Sistemleri Mühendisliği</w:t>
       </w:r>
@@ -123,19 +123,52 @@
         <w:rPr>
           <w:rFonts w:ascii="Times New Roman" w:hAnsi="Times New Roman" w:cs="Times New Roman"/>
           <w:b/>
-          <w:sz w:val="19"/>
+          <w:sz w:val="18"/>
         </w:rPr>
         <w:t xml:space="preserve">GitHub: </w:t>
       </w:r>
       <w:r>
         <w:rPr>
           <w:rFonts w:ascii="Times New Roman" w:hAnsi="Times New Roman" w:cs="Times New Roman"/>
-          <w:sz w:val="19"/>
+          <w:sz w:val="18"/>
         </w:rPr>
         <w:t>https://github.com/MetinBatinDincer/php_book_sales_web</w:t>
       </w:r>
     </w:p>
-    <w:p/>
+    <w:p>
+      <w:pPr>
+        <w:spacing w:after="20"/>
+        <w:jc w:val="center"/>
+      </w:pPr>
+      <w:r>
+        <w:rPr>
+          <w:rFonts w:ascii="Times New Roman" w:hAnsi="Times New Roman" w:cs="Times New Roman"/>
+          <w:b/>
+          <w:sz w:val="18"/>
+        </w:rPr>
+        <w:t xml:space="preserve">Drive: </w:t>
+      </w:r>
+      <w:r>
+        <w:rPr>
+          <w:rFonts w:ascii="Times New Roman" w:hAnsi="Times New Roman" w:cs="Times New Roman"/>
+          <w:sz w:val="18"/>
+        </w:rPr>
+        <w:t>https://drive.google.com/drive/folders/1zVjE4mKre9XCgM86UnsaBGFXk8JHAtlJ?usp=sharing</w:t>
+      </w:r>
+    </w:p>
+    <w:p>
+      <w:pPr>
+        <w:spacing w:after="40" w:line="259" w:lineRule="auto"/>
+      </w:pPr>
+      <w:r>
+        <w:rPr>
+          <w:rFonts w:ascii="Times New Roman" w:hAnsi="Times New Roman" w:cs="Times New Roman"/>
+          <w:b w:val="0"/>
+          <w:i w:val="0"/>
+          <w:sz w:val="20"/>
+        </w:rPr>
+      </w:r>
+    </w:p>
     <w:p>
       <w:pPr>
         <w:spacing w:after="100"/>
@@ -155,12 +188,12 @@
           <w:i/>
           <w:sz w:val="18"/>
         </w:rPr>
-        <w:t>Bu çalışmada PHP ve MySQL kullanılarak admin paneline sahip, web tabanlı bir kitap satış sitesi geliştirilmiştir. Sistem; kullanıcı kayıt/giriş işlemleri, ürün listeleme, ürün detayı, sepet, ödeme, sipariş takibi, sipariş iptali, bakiye iadesi ve yönetici tarafında ürün, kullanıcı ve sipariş yönetimi işlevlerini kapsamaktadır. Uygulama saf PHP ile MVC mantığına yakın biçimde düzenlenmiş, PDO ile veritabanı işlemleri hazırlanmış ve Bootstrap destekli responsive arayüz ile sunulmuştur.</w:t>
+        <w:t>Bu projede PHP ve MySQL kullanılarak admin paneline sahip, web tabanlı bir kitap satış sitesi geliştirilmiştir. Sistem; kullanıcı kayıt/giriş işlemleri, ürün listeleme, ürün detay sayfası, sepet, ödeme, sipariş takibi, sipariş iptali, bakiye iadesi ve yönetici tarafında ürün, kullanıcı ve sipariş yönetimi işlevlerini kapsamaktadır. Uygulama saf PHP ile MVC mantığına yakın biçimde düzenlenmiş, PDO ile veritabanı işlemleri hazırlanmış ve Bootstrap destekli responsive arayüz ile sunulmuştur.</w:t>
       </w:r>
     </w:p>
     <w:p>
       <w:pPr>
-        <w:spacing w:after="160"/>
+        <w:spacing w:after="120"/>
       </w:pPr>
       <w:r>
         <w:rPr>
@@ -190,7 +223,7 @@
           <w:i w:val="0"/>
           <w:sz w:val="18"/>
         </w:rPr>
-        <w:t>Tablo 1. Uygulama modülleri ve dosya karşılıkları</w:t>
+        <w:t>Tablo 1. Proje bileşenleri</w:t>
       </w:r>
     </w:p>
     <w:tbl>
@@ -216,11 +249,11 @@
       <w:tr>
         <w:tc>
           <w:tcPr>
-            <w:tcW w:type="dxa" w:w="1700"/>
+            <w:tcW w:type="dxa" w:w="1927"/>
             <w:tcMar>
-              <w:top w:w="70" w:type="dxa"/>
+              <w:top w:w="80" w:type="dxa"/>
               <w:start w:w="90" w:type="dxa"/>
-              <w:bottom w:w="70" w:type="dxa"/>
+              <w:bottom w:w="80" w:type="dxa"/>
               <w:end w:w="90" w:type="dxa"/>
             </w:tcMar>
             <w:shd w:fill="E7EEF8"/>
@@ -235,19 +268,19 @@
               <w:rPr>
                 <w:rFonts w:ascii="Times New Roman" w:hAnsi="Times New Roman" w:cs="Times New Roman"/>
                 <w:b/>
-                <w:sz w:val="17"/>
+                <w:sz w:val="16"/>
               </w:rPr>
-              <w:t>Modül</w:t>
+              <w:t>Bileşen</w:t>
             </w:r>
           </w:p>
         </w:tc>
         <w:tc>
           <w:tcPr>
-            <w:tcW w:type="dxa" w:w="4025"/>
+            <w:tcW w:type="dxa" w:w="4648"/>
             <w:tcMar>
-              <w:top w:w="70" w:type="dxa"/>
+              <w:top w:w="80" w:type="dxa"/>
               <w:start w:w="90" w:type="dxa"/>
-              <w:bottom w:w="70" w:type="dxa"/>
+              <w:bottom w:w="80" w:type="dxa"/>
               <w:end w:w="90" w:type="dxa"/>
             </w:tcMar>
             <w:shd w:fill="E7EEF8"/>
@@ -262,19 +295,19 @@
               <w:rPr>
                 <w:rFonts w:ascii="Times New Roman" w:hAnsi="Times New Roman" w:cs="Times New Roman"/>
                 <w:b/>
-                <w:sz w:val="17"/>
+                <w:sz w:val="16"/>
               </w:rPr>
-              <w:t>Görevi</w:t>
+              <w:t>Açıklama</w:t>
             </w:r>
           </w:p>
         </w:tc>
         <w:tc>
           <w:tcPr>
-            <w:tcW w:type="dxa" w:w="2551"/>
+            <w:tcW w:type="dxa" w:w="2607"/>
             <w:tcMar>
-              <w:top w:w="70" w:type="dxa"/>
+              <w:top w:w="80" w:type="dxa"/>
               <w:start w:w="90" w:type="dxa"/>
-              <w:bottom w:w="70" w:type="dxa"/>
+              <w:bottom w:w="80" w:type="dxa"/>
               <w:end w:w="90" w:type="dxa"/>
             </w:tcMar>
             <w:shd w:fill="E7EEF8"/>
@@ -289,9 +322,9 @@
               <w:rPr>
                 <w:rFonts w:ascii="Times New Roman" w:hAnsi="Times New Roman" w:cs="Times New Roman"/>
                 <w:b/>
-                <w:sz w:val="17"/>
+                <w:sz w:val="16"/>
               </w:rPr>
-              <w:t>İlgili Dosyalar</w:t>
+              <w:t>Dosya/Klasör</w:t>
             </w:r>
           </w:p>
         </w:tc>
@@ -299,11 +332,11 @@
       <w:tr>
         <w:tc>
           <w:tcPr>
-            <w:tcW w:type="dxa" w:w="1700"/>
+            <w:tcW w:type="dxa" w:w="1927"/>
             <w:tcMar>
-              <w:top w:w="70" w:type="dxa"/>
+              <w:top w:w="80" w:type="dxa"/>
               <w:start w:w="90" w:type="dxa"/>
-              <w:bottom w:w="70" w:type="dxa"/>
+              <w:bottom w:w="80" w:type="dxa"/>
               <w:end w:w="90" w:type="dxa"/>
             </w:tcMar>
             <w:vAlign w:val="center"/>
@@ -325,11 +358,11 @@
         </w:tc>
         <w:tc>
           <w:tcPr>
-            <w:tcW w:type="dxa" w:w="4025"/>
+            <w:tcW w:type="dxa" w:w="4648"/>
             <w:tcMar>
-              <w:top w:w="70" w:type="dxa"/>
+              <w:top w:w="80" w:type="dxa"/>
               <w:start w:w="90" w:type="dxa"/>
-              <w:bottom w:w="70" w:type="dxa"/>
+              <w:bottom w:w="80" w:type="dxa"/>
               <w:end w:w="90" w:type="dxa"/>
             </w:tcMar>
             <w:vAlign w:val="center"/>
@@ -345,17 +378,17 @@
                 <w:b w:val="0"/>
                 <w:sz w:val="16"/>
               </w:rPr>
-              <w:t>Kayıt, giriş, profil, şifre ve hesap durumu işlemlerini yönetir.</w:t>
+              <w:t>Kayıt, giriş, profil ve sipariş takibi işlemleri.</w:t>
             </w:r>
           </w:p>
         </w:tc>
         <w:tc>
           <w:tcPr>
-            <w:tcW w:type="dxa" w:w="2551"/>
+            <w:tcW w:type="dxa" w:w="2607"/>
             <w:tcMar>
-              <w:top w:w="70" w:type="dxa"/>
+              <w:top w:w="80" w:type="dxa"/>
               <w:start w:w="90" w:type="dxa"/>
-              <w:bottom w:w="70" w:type="dxa"/>
+              <w:bottom w:w="80" w:type="dxa"/>
               <w:end w:w="90" w:type="dxa"/>
             </w:tcMar>
             <w:vAlign w:val="center"/>
@@ -371,7 +404,7 @@
                 <w:b w:val="0"/>
                 <w:sz w:val="16"/>
               </w:rPr>
-              <w:t>User.php, login.php, profile.php</w:t>
+              <w:t>app/models/User.php, app/views</w:t>
             </w:r>
           </w:p>
         </w:tc>
@@ -379,11 +412,11 @@
       <w:tr>
         <w:tc>
           <w:tcPr>
-            <w:tcW w:type="dxa" w:w="1700"/>
+            <w:tcW w:type="dxa" w:w="1927"/>
             <w:tcMar>
-              <w:top w:w="70" w:type="dxa"/>
+              <w:top w:w="80" w:type="dxa"/>
               <w:start w:w="90" w:type="dxa"/>
-              <w:bottom w:w="70" w:type="dxa"/>
+              <w:bottom w:w="80" w:type="dxa"/>
               <w:end w:w="90" w:type="dxa"/>
             </w:tcMar>
             <w:vAlign w:val="center"/>
@@ -405,11 +438,11 @@
         </w:tc>
         <w:tc>
           <w:tcPr>
-            <w:tcW w:type="dxa" w:w="4025"/>
+            <w:tcW w:type="dxa" w:w="4648"/>
             <w:tcMar>
-              <w:top w:w="70" w:type="dxa"/>
+              <w:top w:w="80" w:type="dxa"/>
               <w:start w:w="90" w:type="dxa"/>
-              <w:bottom w:w="70" w:type="dxa"/>
+              <w:bottom w:w="80" w:type="dxa"/>
               <w:end w:w="90" w:type="dxa"/>
             </w:tcMar>
             <w:vAlign w:val="center"/>
@@ -425,17 +458,17 @@
                 <w:b w:val="0"/>
                 <w:sz w:val="16"/>
               </w:rPr>
-              <w:t>Kitap listeleme, detay görüntüleme, stok ve satış durumu işlemlerini kapsar.</w:t>
+              <w:t>Kitap listeleme, detay görüntüleme, stok ve satış durumu.</w:t>
             </w:r>
           </w:p>
         </w:tc>
         <w:tc>
           <w:tcPr>
-            <w:tcW w:type="dxa" w:w="2551"/>
+            <w:tcW w:type="dxa" w:w="2607"/>
             <w:tcMar>
-              <w:top w:w="70" w:type="dxa"/>
+              <w:top w:w="80" w:type="dxa"/>
               <w:start w:w="90" w:type="dxa"/>
-              <w:bottom w:w="70" w:type="dxa"/>
+              <w:bottom w:w="80" w:type="dxa"/>
               <w:end w:w="90" w:type="dxa"/>
             </w:tcMar>
             <w:vAlign w:val="center"/>
@@ -451,7 +484,7 @@
                 <w:b w:val="0"/>
                 <w:sz w:val="16"/>
               </w:rPr>
-              <w:t>Product.php, home.php, product.php</w:t>
+              <w:t>app/models/Product.php</w:t>
             </w:r>
           </w:p>
         </w:tc>
@@ -459,11 +492,11 @@
       <w:tr>
         <w:tc>
           <w:tcPr>
-            <w:tcW w:type="dxa" w:w="1700"/>
+            <w:tcW w:type="dxa" w:w="1927"/>
             <w:tcMar>
-              <w:top w:w="70" w:type="dxa"/>
+              <w:top w:w="80" w:type="dxa"/>
               <w:start w:w="90" w:type="dxa"/>
-              <w:bottom w:w="70" w:type="dxa"/>
+              <w:bottom w:w="80" w:type="dxa"/>
               <w:end w:w="90" w:type="dxa"/>
             </w:tcMar>
             <w:vAlign w:val="center"/>
@@ -479,17 +512,17 @@
                 <w:b w:val="0"/>
                 <w:sz w:val="16"/>
               </w:rPr>
-              <w:t>Sepet/Sipariş</w:t>
+              <w:t>Sipariş</w:t>
             </w:r>
           </w:p>
         </w:tc>
         <w:tc>
           <w:tcPr>
-            <w:tcW w:type="dxa" w:w="4025"/>
+            <w:tcW w:type="dxa" w:w="4648"/>
             <w:tcMar>
-              <w:top w:w="70" w:type="dxa"/>
+              <w:top w:w="80" w:type="dxa"/>
               <w:start w:w="90" w:type="dxa"/>
-              <w:bottom w:w="70" w:type="dxa"/>
+              <w:bottom w:w="80" w:type="dxa"/>
               <w:end w:w="90" w:type="dxa"/>
             </w:tcMar>
             <w:vAlign w:val="center"/>
@@ -505,17 +538,17 @@
                 <w:b w:val="0"/>
                 <w:sz w:val="16"/>
               </w:rPr>
-              <w:t>Sepet, ödeme, sipariş oluşturma, iptal ve teslimat takibi süreçlerini yürütür.</w:t>
+              <w:t>Sepet, ödeme, iptal, bakiye ve teslimat süreci.</w:t>
             </w:r>
           </w:p>
         </w:tc>
         <w:tc>
           <w:tcPr>
-            <w:tcW w:type="dxa" w:w="2551"/>
+            <w:tcW w:type="dxa" w:w="2607"/>
             <w:tcMar>
-              <w:top w:w="70" w:type="dxa"/>
+              <w:top w:w="80" w:type="dxa"/>
               <w:start w:w="90" w:type="dxa"/>
-              <w:bottom w:w="70" w:type="dxa"/>
+              <w:bottom w:w="80" w:type="dxa"/>
               <w:end w:w="90" w:type="dxa"/>
             </w:tcMar>
             <w:vAlign w:val="center"/>
@@ -531,7 +564,7 @@
                 <w:b w:val="0"/>
                 <w:sz w:val="16"/>
               </w:rPr>
-              <w:t>Order.php, cart.php, checkout.php, orders.php</w:t>
+              <w:t>app/models/Order.php</w:t>
             </w:r>
           </w:p>
         </w:tc>
@@ -539,11 +572,11 @@
       <w:tr>
         <w:tc>
           <w:tcPr>
-            <w:tcW w:type="dxa" w:w="1700"/>
+            <w:tcW w:type="dxa" w:w="1927"/>
             <w:tcMar>
-              <w:top w:w="70" w:type="dxa"/>
+              <w:top w:w="80" w:type="dxa"/>
               <w:start w:w="90" w:type="dxa"/>
-              <w:bottom w:w="70" w:type="dxa"/>
+              <w:bottom w:w="80" w:type="dxa"/>
               <w:end w:w="90" w:type="dxa"/>
             </w:tcMar>
             <w:vAlign w:val="center"/>
@@ -559,17 +592,17 @@
                 <w:b w:val="0"/>
                 <w:sz w:val="16"/>
               </w:rPr>
-              <w:t>Admin Paneli</w:t>
+              <w:t>Veritabanı</w:t>
             </w:r>
           </w:p>
         </w:tc>
         <w:tc>
           <w:tcPr>
-            <w:tcW w:type="dxa" w:w="4025"/>
+            <w:tcW w:type="dxa" w:w="4648"/>
             <w:tcMar>
-              <w:top w:w="70" w:type="dxa"/>
+              <w:top w:w="80" w:type="dxa"/>
               <w:start w:w="90" w:type="dxa"/>
-              <w:bottom w:w="70" w:type="dxa"/>
+              <w:bottom w:w="80" w:type="dxa"/>
               <w:end w:w="90" w:type="dxa"/>
             </w:tcMar>
             <w:vAlign w:val="center"/>
@@ -585,17 +618,17 @@
                 <w:b w:val="0"/>
                 <w:sz w:val="16"/>
               </w:rPr>
-              <w:t>Ürün, kullanıcı ve sipariş süreçlerinin yönetici tarafından kontrol edilmesini sağlar.</w:t>
+              <w:t>Tablolar, örnek kullanıcılar ve kitap verileri.</w:t>
             </w:r>
           </w:p>
         </w:tc>
         <w:tc>
           <w:tcPr>
-            <w:tcW w:type="dxa" w:w="2551"/>
+            <w:tcW w:type="dxa" w:w="2607"/>
             <w:tcMar>
-              <w:top w:w="70" w:type="dxa"/>
+              <w:top w:w="80" w:type="dxa"/>
               <w:start w:w="90" w:type="dxa"/>
-              <w:bottom w:w="70" w:type="dxa"/>
+              <w:bottom w:w="80" w:type="dxa"/>
               <w:end w:w="90" w:type="dxa"/>
             </w:tcMar>
             <w:vAlign w:val="center"/>
@@ -611,7 +644,7 @@
                 <w:b w:val="0"/>
                 <w:sz w:val="16"/>
               </w:rPr>
-              <w:t>dashboard.php, product_form.php, user_form.php</w:t>
+              <w:t>database/book_sales.sql</w:t>
             </w:r>
           </w:p>
         </w:tc>
@@ -621,7 +654,7 @@
       <w:pPr>
         <w:sectPr>
           <w:pgSz w:w="11906" w:h="16838"/>
-          <w:pgMar w:top="1134" w:right="1020" w:bottom="1134" w:left="1020" w:header="720" w:footer="720" w:gutter="0"/>
+          <w:pgMar w:top="1020" w:right="1020" w:bottom="1020" w:left="1020" w:header="720" w:footer="720" w:gutter="0"/>
           <w:cols w:space="720"/>
           <w:docGrid w:linePitch="360"/>
         </w:sectPr>
@@ -670,23 +703,7 @@
           <w:i w:val="0"/>
           <w:sz w:val="20"/>
         </w:rPr>
-        <w:t>Projenin amacı, Web Programlama dersi kapsamında PHP oturum yönetimi, veritabanı bağlantısı, form işlemleri, CRUD ekranları ve kullanıcı etkileşimlerini gerçekçi bir uygulama üzerinde göstermektir. Sistem, yerel sunucuda çalıştırılabilecek şekilde düzenlenmiş ve veritabanı yedeğiyle birlikte teslim edilebilir hale getirilmiştir.</w:t>
-      </w:r>
-    </w:p>
-    <w:p>
-      <w:pPr>
-        <w:spacing w:after="80" w:line="259" w:lineRule="auto"/>
-        <w:ind w:firstLine="198"/>
-        <w:jc w:val="both"/>
-      </w:pPr>
-      <w:r>
-        <w:rPr>
-          <w:rFonts w:ascii="Times New Roman" w:hAnsi="Times New Roman" w:cs="Times New Roman"/>
-          <w:b w:val="0"/>
-          <w:i w:val="0"/>
-          <w:sz w:val="20"/>
-        </w:rPr>
-        <w:t>Uygulamada kullanıcı tarafında kitap inceleme ve satın alma akışı, yönetici tarafında ise ürün ve sipariş yönetimi öne çıkarılmıştır. Böylece yalnızca statik sayfalardan oluşan bir örnek yerine, veritabanı ile ilişkili dinamik bir web uygulaması ortaya konmuştur.</w:t>
+        <w:t>Projenin amacı, Web Programlama dersi kapsamında PHP oturum yönetimi, veritabanı bağlantısı, form işlemleri, CRUD ekranları ve kullanıcı etkileşimlerini çalışan bir uygulama üzerinde göstermektir. Proje yerel sunucuda kurulabilir durumdadır ve veritabanı yedeğiyle birlikte teslim edilmiştir.</w:t>
       </w:r>
     </w:p>
     <w:p>
@@ -748,7 +765,7 @@
           <w:i w:val="0"/>
           <w:sz w:val="20"/>
         </w:rPr>
-        <w:t>Bootstrap ve özel CSS dosyası, arayüzün farklı ekran boyutlarında düzenli görünmesi için kullanılmıştır. Ürün kartları, formlar, admin paneli, sepet ve sipariş sayfaları aynı görsel çizgiyi koruyacak şekilde hazırlanmıştır.</w:t>
+        <w:t>Bootstrap ve özel CSS dosyası arayüzün farklı ekran boyutlarında düzenli görünmesini sağlar. Ürün kartları, formlar, admin paneli, sepet ve sipariş sayfaları aynı görsel çizgiyi koruyacak şekilde hazırlanmıştır.</w:t>
       </w:r>
     </w:p>
     <w:p>
@@ -840,7 +857,7 @@
           <w:i w:val="0"/>
           <w:sz w:val="20"/>
         </w:rPr>
-        <w:t>Veritabanı dört ana tablodan oluşmaktadır: users, products, orders ve order_items. Kullanıcılar sipariş oluşturur, siparişler birden fazla sipariş kalemi içerir ve her kalem ilgili ürünle ilişkilendirilir.</w:t>
+        <w:t>Veritabanı users, products, orders ve order_items tabloları üzerine kurulmuştur. Kullanıcılar sipariş oluşturur, siparişler birden fazla sipariş kalemi içerir ve her kalem ilgili ürünle ilişkilendirilir.</w:t>
       </w:r>
     </w:p>
     <w:p>
@@ -856,7 +873,7 @@
           <w:i w:val="0"/>
           <w:sz w:val="20"/>
         </w:rPr>
-        <w:t>users tablosunda kullanıcı bilgileri, rol, hesap durumu ve site bakiyesi tutulur. products tablosu kitap adı, yazar, açıklama, fiyat, stok ve satış durumu bilgilerini içerir. orders tablosunda sipariş toplamı, kullanılan bakiye, kart ödemesi, adres ve süreç durumu yer alır. order_items tablosu ise siparişe bağlı kitap satırlarını, adetleri ve birim fiyatları saklar.</w:t>
+        <w:t>users tablosunda kullanıcı bilgileri, rol, hesap durumu ve site bakiyesi tutulur. products tablosu kitap adı, yazar, açıklama, fiyat, stok ve satış durumu bilgilerini içerir. orders tablosunda sipariş toplamı, kullanılan bakiye, kart ödemesi, adres ve süreç durumu yer alır.</w:t>
       </w:r>
     </w:p>
     <w:p>
@@ -872,7 +889,7 @@
           <w:i w:val="0"/>
           <w:sz w:val="20"/>
         </w:rPr>
-        <w:t>Bu yapı ile sipariş geçmişi ürün bilgilerinden bağımsız olarak korunabilir. Sipariş kalemlerinde ürün başlığı ve birim fiyat bilgisinin ayrıca tutulması, ürün sonradan değişse bile geçmiş siparişin doğru görüntülenmesini sağlar.</w:t>
+        <w:t>Sipariş kalemlerinde ürün başlığı ve birim fiyat bilgisinin ayrıca tutulması, ürün bilgisi sonradan değişse bile geçmiş siparişin doğru görüntülenmesini sağlar. Bu yapı hem kullanıcı sipariş geçmişi hem de admin takibi açısından düzenli bir veri modeli sunar.</w:t>
       </w:r>
     </w:p>
     <w:p>
@@ -934,7 +951,7 @@
           <w:i w:val="0"/>
           <w:sz w:val="20"/>
         </w:rPr>
-        <w:t>Bu ayrım, tekrar eden kodu azaltır ve uygulamanın bakımını kolaylaştırır. Veri erişimi modellerde, arayüz HTML/PHP view dosyalarında, yönlendirme ve işlem akışı ise front controller dosyasında toplanmıştır.</w:t>
+        <w:t>Bu ayrım tekrar eden kodu azaltır ve uygulamanın bakımını kolaylaştırır. Veri erişimi modellerde, arayüz HTML/PHP view dosyalarında, yönlendirme ve işlem akışı ise front controller dosyasında toplanmıştır.</w:t>
       </w:r>
     </w:p>
     <w:p>
@@ -1110,22 +1127,6 @@
     <w:p>
       <w:pPr>
         <w:spacing w:after="80" w:line="259" w:lineRule="auto"/>
-        <w:ind w:firstLine="198"/>
-        <w:jc w:val="both"/>
-      </w:pPr>
-      <w:r>
-        <w:rPr>
-          <w:rFonts w:ascii="Times New Roman" w:hAnsi="Times New Roman" w:cs="Times New Roman"/>
-          <w:b w:val="0"/>
-          <w:i w:val="0"/>
-          <w:sz w:val="20"/>
-        </w:rPr>
-        <w:t>Arayüz tarafında ana sayfa, ürün detay sayfası, sepet, ödeme, profil, sipariş listesi ve admin paneli ekranları kontrol edilmiştir. Bootstrap kullanımı sayesinde sayfalar masaüstü ve daha dar ekranlarda okunabilir biçimde görüntülenmektedir.</w:t>
-      </w:r>
-    </w:p>
-    <w:p>
-      <w:pPr>
-        <w:spacing w:after="80" w:line="259" w:lineRule="auto"/>
       </w:pPr>
       <w:r>
         <w:rPr>
@@ -1151,22 +1152,6 @@
           <w:sz w:val="20"/>
         </w:rPr>
         <w:t>Geliştirilen kitap satış sitesi, Web Programlama dersi için istenen temel web uygulaması özelliklerini karşılayan çalışır bir proje olarak hazırlanmıştır. Projede kullanıcı ve admin rolleri, ürün yönetimi, sepet, sipariş, bakiye iadesi ve sipariş takip süreçleri birlikte ele alınmıştır.</w:t>
-      </w:r>
-    </w:p>
-    <w:p>
-      <w:pPr>
-        <w:spacing w:after="80" w:line="259" w:lineRule="auto"/>
-        <w:ind w:firstLine="198"/>
-        <w:jc w:val="both"/>
-      </w:pPr>
-      <w:r>
-        <w:rPr>
-          <w:rFonts w:ascii="Times New Roman" w:hAnsi="Times New Roman" w:cs="Times New Roman"/>
-          <w:b w:val="0"/>
-          <w:i w:val="0"/>
-          <w:sz w:val="20"/>
-        </w:rPr>
-        <w:t>Bu çalışma sayesinde PHP ile oturum yönetimi, PDO ile veritabanı işlemleri, rol tabanlı erişim, stok kontrolü, sipariş durum tasarımı ve responsive arayüz geliştirme konularında uygulamalı deneyim kazanılmıştır.</w:t>
       </w:r>
     </w:p>
     <w:p>
@@ -1252,13 +1237,27 @@
           <w:i w:val="0"/>
           <w:sz w:val="20"/>
         </w:rPr>
-        <w:t>[4] Proje kaynak kodu: https://github.com/MetinBatinDincer/php_book_sales_web</w:t>
+        <w:t>[4] GitHub kaynak kodu: https://github.com/MetinBatinDincer/php_book_sales_web</w:t>
+      </w:r>
+    </w:p>
+    <w:p>
+      <w:pPr>
+        <w:spacing w:after="80" w:line="259" w:lineRule="auto"/>
+      </w:pPr>
+      <w:r>
+        <w:rPr>
+          <w:rFonts w:ascii="Times New Roman" w:hAnsi="Times New Roman" w:cs="Times New Roman"/>
+          <w:b w:val="0"/>
+          <w:i w:val="0"/>
+          <w:sz w:val="20"/>
+        </w:rPr>
+        <w:t>[5] Drive proje klasörü: https://drive.google.com/drive/folders/1zVjE4mKre9XCgM86UnsaBGFXk8JHAtlJ?usp=sharing</w:t>
       </w:r>
     </w:p>
     <w:sectPr>
       <w:type w:val="continuous"/>
       <w:pgSz w:w="11906" w:h="16838"/>
-      <w:pgMar w:top="1134" w:right="1020" w:bottom="1134" w:left="1020" w:header="720" w:footer="720" w:gutter="0"/>
+      <w:pgMar w:top="1020" w:right="1020" w:bottom="1020" w:left="1020" w:header="720" w:footer="720" w:gutter="0"/>
       <w:cols w:space="396" w:num="2"/>
       <w:docGrid w:linePitch="360"/>
     </w:sectPr>

--- a/reports/Metin_Batin_Dincer_221307021_Kitap_Satis_Sitesi_Proje_Raporu.docx
+++ b/reports/Metin_Batin_Dincer_221307021_Kitap_Satis_Sitesi_Proje_Raporu.docx
@@ -116,8 +116,7 @@
     </w:p>
     <w:p>
       <w:pPr>
-        <w:spacing w:after="20"/>
-        <w:jc w:val="center"/>
+        <w:spacing w:before="80" w:after="40"/>
       </w:pPr>
       <w:r>
         <w:rPr>
@@ -125,48 +124,35 @@
           <w:b/>
           <w:sz w:val="18"/>
         </w:rPr>
-        <w:t xml:space="preserve">GitHub: </w:t>
-      </w:r>
-      <w:r>
-        <w:rPr>
-          <w:rFonts w:ascii="Times New Roman" w:hAnsi="Times New Roman" w:cs="Times New Roman"/>
-          <w:sz w:val="18"/>
-        </w:rPr>
-        <w:t>https://github.com/MetinBatinDincer/php_book_sales_web</w:t>
+        <w:t>Teslim Bağlantıları</w:t>
       </w:r>
     </w:p>
     <w:p>
       <w:pPr>
-        <w:spacing w:after="20"/>
-        <w:jc w:val="center"/>
-      </w:pPr>
-      <w:r>
-        <w:rPr>
-          <w:rFonts w:ascii="Times New Roman" w:hAnsi="Times New Roman" w:cs="Times New Roman"/>
-          <w:b/>
-          <w:sz w:val="18"/>
-        </w:rPr>
-        <w:t xml:space="preserve">Drive: </w:t>
-      </w:r>
-      <w:r>
-        <w:rPr>
-          <w:rFonts w:ascii="Times New Roman" w:hAnsi="Times New Roman" w:cs="Times New Roman"/>
-          <w:sz w:val="18"/>
-        </w:rPr>
-        <w:t>https://drive.google.com/drive/folders/1zVjE4mKre9XCgM86UnsaBGFXk8JHAtlJ?usp=sharing</w:t>
-      </w:r>
-    </w:p>
-    <w:p>
-      <w:pPr>
-        <w:spacing w:after="40" w:line="259" w:lineRule="auto"/>
+        <w:spacing w:after="20" w:line="259" w:lineRule="auto"/>
       </w:pPr>
       <w:r>
         <w:rPr>
           <w:rFonts w:ascii="Times New Roman" w:hAnsi="Times New Roman" w:cs="Times New Roman"/>
           <w:b w:val="0"/>
           <w:i w:val="0"/>
-          <w:sz w:val="20"/>
+          <w:sz w:val="17"/>
         </w:rPr>
+        <w:t>GitHub: https://github.com/MetinBatinDincer/php_book_sales_web</w:t>
+      </w:r>
+    </w:p>
+    <w:p>
+      <w:pPr>
+        <w:spacing w:after="100" w:line="259" w:lineRule="auto"/>
+      </w:pPr>
+      <w:r>
+        <w:rPr>
+          <w:rFonts w:ascii="Times New Roman" w:hAnsi="Times New Roman" w:cs="Times New Roman"/>
+          <w:b w:val="0"/>
+          <w:i w:val="0"/>
+          <w:sz w:val="17"/>
+        </w:rPr>
+        <w:t>Drive: https://drive.google.com/drive/folders/1zVjE4mKre9XCgM86UnsaBGFXk8JHAtlJ?usp=sharing</w:t>
       </w:r>
     </w:p>
     <w:p>
@@ -941,22 +927,6 @@
     <w:p>
       <w:pPr>
         <w:spacing w:after="80" w:line="259" w:lineRule="auto"/>
-        <w:ind w:firstLine="198"/>
-        <w:jc w:val="both"/>
-      </w:pPr>
-      <w:r>
-        <w:rPr>
-          <w:rFonts w:ascii="Times New Roman" w:hAnsi="Times New Roman" w:cs="Times New Roman"/>
-          <w:b w:val="0"/>
-          <w:i w:val="0"/>
-          <w:sz w:val="20"/>
-        </w:rPr>
-        <w:t>Bu ayrım tekrar eden kodu azaltır ve uygulamanın bakımını kolaylaştırır. Veri erişimi modellerde, arayüz HTML/PHP view dosyalarında, yönlendirme ve işlem akışı ise front controller dosyasında toplanmıştır.</w:t>
-      </w:r>
-    </w:p>
-    <w:p>
-      <w:pPr>
-        <w:spacing w:after="80" w:line="259" w:lineRule="auto"/>
       </w:pPr>
       <w:r>
         <w:rPr>
@@ -1060,22 +1030,6 @@
           <w:sz w:val="20"/>
         </w:rPr>
         <w:t>Formlardan gelen çıktıların ekrana basıldığı yerlerde güvenli çıktı fonksiyonu kullanılarak HTML enjeksiyonu riski azaltılmıştır. Veritabanı işlemlerinde PDO hazırlanmış sorgularının kullanılması SQL enjeksiyonu riskini düşürür.</w:t>
-      </w:r>
-    </w:p>
-    <w:p>
-      <w:pPr>
-        <w:spacing w:after="80" w:line="259" w:lineRule="auto"/>
-        <w:ind w:firstLine="198"/>
-        <w:jc w:val="both"/>
-      </w:pPr>
-      <w:r>
-        <w:rPr>
-          <w:rFonts w:ascii="Times New Roman" w:hAnsi="Times New Roman" w:cs="Times New Roman"/>
-          <w:b w:val="0"/>
-          <w:i w:val="0"/>
-          <w:sz w:val="20"/>
-        </w:rPr>
-        <w:t>Stok kontrolü, ürünün aktiflik durumu ve kullanıcı hesap durumu gibi kontroller iş akışına dahil edilmiştir. Böylece pasif kullanıcıların giriş yapması, satışa kapalı ürünlerin siparişe eklenmesi veya stoktan fazla ürün alınması engellenir.</w:t>
       </w:r>
     </w:p>
     <w:p>
